--- a/docs/studyguides/introto3dcoords.docx
+++ b/docs/studyguides/introto3dcoords.docx
@@ -37,37 +37,39 @@
         <w:t xml:space="preserve"> </w:t>
       </w:r>
       <m:oMath>
-        <m:d>
-          <m:dPr>
-            <m:begChr m:val="("/>
-            <m:sepChr m:val=""/>
-            <m:endChr m:val=")"/>
-            <m:grow/>
-          </m:dPr>
-          <m:e>
-            <m:r>
-              <m:t>x</m:t>
-            </m:r>
-            <m:r>
-              <m:rPr>
-                <m:sty m:val="p"/>
-              </m:rPr>
-              <m:t>,</m:t>
-            </m:r>
-            <m:r>
-              <m:t>y</m:t>
-            </m:r>
-            <m:r>
-              <m:rPr>
-                <m:sty m:val="p"/>
-              </m:rPr>
-              <m:t>,</m:t>
-            </m:r>
-            <m:r>
-              <m:t>z</m:t>
-            </m:r>
-          </m:e>
-        </m:d>
+        <m:r>
+          <m:rPr>
+            <m:sty m:val="p"/>
+          </m:rPr>
+          <m:t>(</m:t>
+        </m:r>
+        <m:r>
+          <m:t>x</m:t>
+        </m:r>
+        <m:r>
+          <m:rPr>
+            <m:sty m:val="p"/>
+          </m:rPr>
+          <m:t>,</m:t>
+        </m:r>
+        <m:r>
+          <m:t>y</m:t>
+        </m:r>
+        <m:r>
+          <m:rPr>
+            <m:sty m:val="p"/>
+          </m:rPr>
+          <m:t>,</m:t>
+        </m:r>
+        <m:r>
+          <m:t>z</m:t>
+        </m:r>
+        <m:r>
+          <m:rPr>
+            <m:sty m:val="p"/>
+          </m:rPr>
+          <m:t>)</m:t>
+        </m:r>
       </m:oMath>
       <w:r>
         <w:t xml:space="preserve"> </w:t>
@@ -94,7 +96,7 @@
         </w:rPr>
         <w:t xml:space="preserve"> </w:t>
       </w:r>
-      <w:hyperlink r:id="rId20">
+      <w:hyperlink r:id="rId9">
         <w:r>
           <w:rPr>
             <w:rStyle w:val="Hyperlink"/>
@@ -119,7 +121,7 @@
         </w:pict>
       </w:r>
     </w:p>
-    <w:bookmarkStart w:id="31" w:name="what-are-cylindrical-coordinates"/>
+    <w:bookmarkStart w:id="20" w:name="what-are-cylindrical-coordinates"/>
     <w:p>
       <w:pPr>
         <w:pStyle w:val="Heading1"/>
@@ -346,18 +348,18 @@
                 <wp:inline>
                   <wp:extent cx="152400" cy="152400"/>
                   <wp:effectExtent b="0" l="0" r="0" t="0"/>
-                  <wp:docPr descr="" title="" id="22" name="Picture"/>
+                  <wp:docPr descr="" title="" id="11" name="Picture"/>
                   <a:graphic>
                     <a:graphicData uri="http://schemas.openxmlformats.org/drawingml/2006/picture">
                       <pic:pic>
                         <pic:nvPicPr>
-                          <pic:cNvPr descr="/Applications/quarto/share/formats/docx/note.png" id="23" name="Picture"/>
+                          <pic:cNvPr descr="/Applications/quarto/share/formats/docx/note.png" id="12" name="Picture"/>
                           <pic:cNvPicPr>
                             <a:picLocks noChangeArrowheads="1" noChangeAspect="1"/>
                           </pic:cNvPicPr>
                         </pic:nvPicPr>
                         <pic:blipFill>
-                          <a:blip r:embed="rId21"/>
+                          <a:blip r:embed="rId10"/>
                           <a:stretch>
                             <a:fillRect/>
                           </a:stretch>
@@ -438,19 +440,21 @@
                 </m:rPr>
                 <m:t>cos</m:t>
               </m:r>
-              <m:d>
-                <m:dPr>
-                  <m:begChr m:val="("/>
-                  <m:sepChr m:val=""/>
-                  <m:endChr m:val=")"/>
-                  <m:grow/>
-                </m:dPr>
-                <m:e>
-                  <m:r>
-                    <m:t>θ</m:t>
-                  </m:r>
-                </m:e>
-              </m:d>
+              <m:r>
+                <m:rPr>
+                  <m:sty m:val="p"/>
+                </m:rPr>
+                <m:t>(</m:t>
+              </m:r>
+              <m:r>
+                <m:t>θ</m:t>
+              </m:r>
+              <m:r>
+                <m:rPr>
+                  <m:sty m:val="p"/>
+                </m:rPr>
+                <m:t>)</m:t>
+              </m:r>
             </m:oMath>
             <w:r>
               <w:t xml:space="preserve">,</w:t>
@@ -485,19 +489,21 @@
                 </m:rPr>
                 <m:t>sin</m:t>
               </m:r>
-              <m:d>
-                <m:dPr>
-                  <m:begChr m:val="("/>
-                  <m:sepChr m:val=""/>
-                  <m:endChr m:val=")"/>
-                  <m:grow/>
-                </m:dPr>
-                <m:e>
-                  <m:r>
-                    <m:t>θ</m:t>
-                  </m:r>
-                </m:e>
-              </m:d>
+              <m:r>
+                <m:rPr>
+                  <m:sty m:val="p"/>
+                </m:rPr>
+                <m:t>(</m:t>
+              </m:r>
+              <m:r>
+                <m:t>θ</m:t>
+              </m:r>
+              <m:r>
+                <m:rPr>
+                  <m:sty m:val="p"/>
+                </m:rPr>
+                <m:t>)</m:t>
+              </m:r>
             </m:oMath>
             <w:r>
               <w:t xml:space="preserve">,</w:t>
@@ -565,46 +571,48 @@
                 </m:radPr>
                 <m:deg/>
                 <m:e>
-                  <m:d>
-                    <m:dPr>
-                      <m:begChr m:val="("/>
-                      <m:sepChr m:val=""/>
-                      <m:endChr m:val=")"/>
-                      <m:grow/>
-                    </m:dPr>
+                  <m:r>
+                    <m:rPr>
+                      <m:sty m:val="p"/>
+                    </m:rPr>
+                    <m:t>(</m:t>
+                  </m:r>
+                  <m:sSup>
                     <m:e>
-                      <m:sSup>
-                        <m:e>
-                          <m:r>
-                            <m:t>x</m:t>
-                          </m:r>
-                        </m:e>
-                        <m:sup>
-                          <m:r>
-                            <m:t>2</m:t>
-                          </m:r>
-                        </m:sup>
-                      </m:sSup>
                       <m:r>
-                        <m:rPr>
-                          <m:sty m:val="p"/>
-                        </m:rPr>
-                        <m:t>+</m:t>
+                        <m:t>x</m:t>
                       </m:r>
-                      <m:sSup>
-                        <m:e>
-                          <m:r>
-                            <m:t>y</m:t>
-                          </m:r>
-                        </m:e>
-                        <m:sup>
-                          <m:r>
-                            <m:t>2</m:t>
-                          </m:r>
-                        </m:sup>
-                      </m:sSup>
                     </m:e>
-                  </m:d>
+                    <m:sup>
+                      <m:r>
+                        <m:t>2</m:t>
+                      </m:r>
+                    </m:sup>
+                  </m:sSup>
+                  <m:r>
+                    <m:rPr>
+                      <m:sty m:val="p"/>
+                    </m:rPr>
+                    <m:t>+</m:t>
+                  </m:r>
+                  <m:sSup>
+                    <m:e>
+                      <m:r>
+                        <m:t>y</m:t>
+                      </m:r>
+                    </m:e>
+                    <m:sup>
+                      <m:r>
+                        <m:t>2</m:t>
+                      </m:r>
+                    </m:sup>
+                  </m:sSup>
+                  <m:r>
+                    <m:rPr>
+                      <m:sty m:val="p"/>
+                    </m:rPr>
+                    <m:t>)</m:t>
+                  </m:r>
                 </m:e>
               </m:rad>
             </m:oMath>
@@ -653,31 +661,33 @@
                   </m:r>
                 </m:sup>
               </m:sSup>
-              <m:d>
-                <m:dPr>
-                  <m:begChr m:val="("/>
-                  <m:sepChr m:val=""/>
-                  <m:endChr m:val=")"/>
-                  <m:grow/>
-                </m:dPr>
-                <m:e>
-                  <m:f>
-                    <m:fPr>
-                      <m:type m:val="bar"/>
-                    </m:fPr>
-                    <m:num>
-                      <m:r>
-                        <m:t>y</m:t>
-                      </m:r>
-                    </m:num>
-                    <m:den>
-                      <m:r>
-                        <m:t>x</m:t>
-                      </m:r>
-                    </m:den>
-                  </m:f>
-                </m:e>
-              </m:d>
+              <m:r>
+                <m:rPr>
+                  <m:sty m:val="p"/>
+                </m:rPr>
+                <m:t>(</m:t>
+              </m:r>
+              <m:f>
+                <m:fPr>
+                  <m:type m:val="bar"/>
+                </m:fPr>
+                <m:num>
+                  <m:r>
+                    <m:t>y</m:t>
+                  </m:r>
+                </m:num>
+                <m:den>
+                  <m:r>
+                    <m:t>x</m:t>
+                  </m:r>
+                </m:den>
+              </m:f>
+              <m:r>
+                <m:rPr>
+                  <m:sty m:val="p"/>
+                </m:rPr>
+                <m:t>)</m:t>
+              </m:r>
             </m:oMath>
             <w:r>
               <w:t xml:space="preserve">,</w:t>
@@ -751,7 +761,7 @@
         <w:t xml:space="preserve">) along the z-axis. A useful analogy is a can of soup: each horizontal slice is a circle, and stacking these circular slices vertically forms the cylinder.</w:t>
       </w:r>
     </w:p>
-    <w:bookmarkStart w:id="30" w:name="interactive-exploration-desmos"/>
+    <w:bookmarkStart w:id="19" w:name="interactive-exploration-desmos"/>
     <w:p>
       <w:pPr>
         <w:pStyle w:val="Heading2"/>
@@ -768,8 +778,8 @@
         <w:t xml:space="preserve">Use the following Desmos tool to explore how the cylindrical variables and determine a point’s location.</w:t>
       </w:r>
     </w:p>
-    <w:bookmarkStart w:id="24" w:name="cylindrical3d"/>
-    <w:bookmarkEnd w:id="24"/>
+    <w:bookmarkStart w:id="13" w:name="cylindrical3d"/>
+    <w:bookmarkEnd w:id="13"/>
     <w:tbl>
       <w:tblPr>
         <w:tblStyle w:val="Table"/>
@@ -811,18 +821,18 @@
                 <wp:inline>
                   <wp:extent cx="152400" cy="152400"/>
                   <wp:effectExtent b="0" l="0" r="0" t="0"/>
-                  <wp:docPr descr="" title="" id="26" name="Picture"/>
+                  <wp:docPr descr="" title="" id="15" name="Picture"/>
                   <a:graphic>
                     <a:graphicData uri="http://schemas.openxmlformats.org/drawingml/2006/picture">
                       <pic:pic>
                         <pic:nvPicPr>
-                          <pic:cNvPr descr="/Applications/quarto/share/formats/docx/tip.png" id="27" name="Picture"/>
+                          <pic:cNvPr descr="/Applications/quarto/share/formats/docx/tip.png" id="16" name="Picture"/>
                           <pic:cNvPicPr>
                             <a:picLocks noChangeArrowheads="1" noChangeAspect="1"/>
                           </pic:cNvPicPr>
                         </pic:nvPicPr>
                         <pic:blipFill>
-                          <a:blip r:embed="rId25"/>
+                          <a:blip r:embed="rId14"/>
                           <a:stretch>
                             <a:fillRect/>
                           </a:stretch>
@@ -934,18 +944,18 @@
                 <wp:inline>
                   <wp:extent cx="152400" cy="152400"/>
                   <wp:effectExtent b="0" l="0" r="0" t="0"/>
-                  <wp:docPr descr="" title="" id="28" name="Picture"/>
+                  <wp:docPr descr="" title="" id="17" name="Picture"/>
                   <a:graphic>
                     <a:graphicData uri="http://schemas.openxmlformats.org/drawingml/2006/picture">
                       <pic:pic>
                         <pic:nvPicPr>
-                          <pic:cNvPr descr="/Applications/quarto/share/formats/docx/note.png" id="29" name="Picture"/>
+                          <pic:cNvPr descr="/Applications/quarto/share/formats/docx/note.png" id="18" name="Picture"/>
                           <pic:cNvPicPr>
                             <a:picLocks noChangeArrowheads="1" noChangeAspect="1"/>
                           </pic:cNvPicPr>
                         </pic:nvPicPr>
                         <pic:blipFill>
-                          <a:blip r:embed="rId21"/>
+                          <a:blip r:embed="rId10"/>
                           <a:stretch>
                             <a:fillRect/>
                           </a:stretch>
@@ -1009,112 +1019,95 @@
                 <m:jc m:val="center"/>
               </m:oMathParaPr>
               <m:oMath>
-                <m:m>
-                  <m:mPr>
-                    <m:baseJc m:val="center"/>
-                    <m:plcHide m:val="on"/>
-                    <m:mcs>
-                      <m:mc>
-                        <m:mcPr>
-                          <m:mcJc m:val="right"/>
-                          <m:count m:val="1"/>
-                        </m:mcPr>
-                      </m:mc>
-                      <m:mc>
-                        <m:mcPr>
-                          <m:mcJc m:val="left"/>
-                          <m:count m:val="1"/>
-                        </m:mcPr>
-                      </m:mc>
-                    </m:mcs>
-                  </m:mPr>
-                  <m:mr>
-                    <m:e>
-                      <m:d>
-                        <m:dPr>
-                          <m:begChr m:val="("/>
-                          <m:sepChr m:val=""/>
-                          <m:endChr m:val=")"/>
-                          <m:grow/>
-                        </m:dPr>
-                        <m:e>
-                          <m:r>
-                            <m:t>r</m:t>
-                          </m:r>
-                          <m:r>
-                            <m:rPr>
-                              <m:sty m:val="p"/>
-                            </m:rPr>
-                            <m:t>,</m:t>
-                          </m:r>
-                          <m:r>
-                            <m:t>θ</m:t>
-                          </m:r>
-                          <m:r>
-                            <m:rPr>
-                              <m:sty m:val="p"/>
-                            </m:rPr>
-                            <m:t>,</m:t>
-                          </m:r>
-                          <m:r>
-                            <m:t>z</m:t>
-                          </m:r>
-                        </m:e>
-                      </m:d>
-                    </m:e>
-                    <m:e>
-                      <m:r>
-                        <m:rPr>
-                          <m:sty m:val="p"/>
-                        </m:rPr>
-                        <m:t>=</m:t>
-                      </m:r>
-                      <m:d>
-                        <m:dPr>
-                          <m:begChr m:val="("/>
-                          <m:sepChr m:val=""/>
-                          <m:endChr m:val=")"/>
-                          <m:grow/>
-                        </m:dPr>
-                        <m:e>
-                          <m:r>
-                            <m:t>4</m:t>
-                          </m:r>
-                          <m:r>
-                            <m:rPr>
-                              <m:sty m:val="p"/>
-                            </m:rPr>
-                            <m:t>,</m:t>
-                          </m:r>
-                          <m:f>
-                            <m:fPr>
-                              <m:type m:val="bar"/>
-                            </m:fPr>
-                            <m:num>
-                              <m:r>
-                                <m:t>π</m:t>
-                              </m:r>
-                            </m:num>
-                            <m:den>
-                              <m:r>
-                                <m:t>3</m:t>
-                              </m:r>
-                            </m:den>
-                          </m:f>
-                          <m:r>
-                            <m:rPr>
-                              <m:sty m:val="p"/>
-                            </m:rPr>
-                            <m:t>,</m:t>
-                          </m:r>
-                          <m:r>
-                            <m:t>2</m:t>
-                          </m:r>
-                        </m:e>
-                      </m:d>
-                    </m:e>
-                  </m:mr>
-                </m:m>
+                <m:eqArr>
+                  <m:e>
+                    <m:r>
+                      <m:rPr>
+                        <m:sty m:val="p"/>
+                      </m:rPr>
+                      <m:t>(</m:t>
+                    </m:r>
+                    <m:r>
+                      <m:t>r</m:t>
+                    </m:r>
+                    <m:r>
+                      <m:rPr>
+                        <m:sty m:val="p"/>
+                      </m:rPr>
+                      <m:t>,</m:t>
+                    </m:r>
+                    <m:r>
+                      <m:t>θ</m:t>
+                    </m:r>
+                    <m:r>
+                      <m:rPr>
+                        <m:sty m:val="p"/>
+                      </m:rPr>
+                      <m:t>,</m:t>
+                    </m:r>
+                    <m:r>
+                      <m:t>z</m:t>
+                    </m:r>
+                    <m:r>
+                      <m:rPr>
+                        <m:sty m:val="p"/>
+                      </m:rPr>
+                      <m:t>)</m:t>
+                    </m:r>
+                    <m:r>
+                      <m:t>&amp;</m:t>
+                    </m:r>
+                    <m:r>
+                      <m:rPr>
+                        <m:sty m:val="p"/>
+                      </m:rPr>
+                      <m:t>=</m:t>
+                    </m:r>
+                    <m:d>
+                      <m:dPr>
+                        <m:begChr m:val="("/>
+                        <m:sepChr m:val=""/>
+                        <m:endChr m:val=")"/>
+                        <m:grow/>
+                      </m:dPr>
+                      <m:e>
+                        <m:r>
+                          <m:t>4</m:t>
+                        </m:r>
+                        <m:r>
+                          <m:rPr>
+                            <m:sty m:val="p"/>
+                          </m:rPr>
+                          <m:t>,</m:t>
+                        </m:r>
+                        <m:f>
+                          <m:fPr>
+                            <m:type m:val="bar"/>
+                          </m:fPr>
+                          <m:num>
+                            <m:r>
+                              <m:t>π</m:t>
+                            </m:r>
+                          </m:num>
+                          <m:den>
+                            <m:r>
+                              <m:t>3</m:t>
+                            </m:r>
+                          </m:den>
+                        </m:f>
+                        <m:r>
+                          <m:rPr>
+                            <m:sty m:val="p"/>
+                          </m:rPr>
+                          <m:t>,</m:t>
+                        </m:r>
+                        <m:r>
+                          <m:t>2</m:t>
+                        </m:r>
+                      </m:e>
+                    </m:d>
+                  </m:e>
+                </m:eqArr>
               </m:oMath>
             </m:oMathPara>
           </w:p>
@@ -1232,19 +1225,21 @@
               <m:r>
                 <m:t>s</m:t>
               </m:r>
-              <m:d>
-                <m:dPr>
-                  <m:begChr m:val="("/>
-                  <m:sepChr m:val=""/>
-                  <m:endChr m:val=")"/>
-                  <m:grow/>
-                </m:dPr>
-                <m:e>
-                  <m:r>
-                    <m:t>θ</m:t>
-                  </m:r>
-                </m:e>
-              </m:d>
+              <m:r>
+                <m:rPr>
+                  <m:sty m:val="p"/>
+                </m:rPr>
+                <m:t>(</m:t>
+              </m:r>
+              <m:r>
+                <m:t>θ</m:t>
+              </m:r>
+              <m:r>
+                <m:rPr>
+                  <m:sty m:val="p"/>
+                </m:rPr>
+                <m:t>)</m:t>
+              </m:r>
             </m:oMath>
             <w:r>
               <w:t xml:space="preserve">,</w:t>
@@ -1274,19 +1269,21 @@
               <m:r>
                 <m:t>n</m:t>
               </m:r>
-              <m:d>
-                <m:dPr>
-                  <m:begChr m:val="("/>
-                  <m:sepChr m:val=""/>
-                  <m:endChr m:val=")"/>
-                  <m:grow/>
-                </m:dPr>
-                <m:e>
-                  <m:r>
-                    <m:t>θ</m:t>
-                  </m:r>
-                </m:e>
-              </m:d>
+              <m:r>
+                <m:rPr>
+                  <m:sty m:val="p"/>
+                </m:rPr>
+                <m:t>(</m:t>
+              </m:r>
+              <m:r>
+                <m:t>θ</m:t>
+              </m:r>
+              <m:r>
+                <m:rPr>
+                  <m:sty m:val="p"/>
+                </m:rPr>
+                <m:t>)</m:t>
+              </m:r>
             </m:oMath>
             <w:r>
               <w:t xml:space="preserve">,</w:t>
@@ -1326,259 +1323,238 @@
                 <m:jc m:val="center"/>
               </m:oMathParaPr>
               <m:oMath>
-                <m:m>
-                  <m:mPr>
-                    <m:baseJc m:val="center"/>
-                    <m:plcHide m:val="on"/>
-                    <m:mcs>
-                      <m:mc>
-                        <m:mcPr>
-                          <m:mcJc m:val="right"/>
-                          <m:count m:val="1"/>
-                        </m:mcPr>
-                      </m:mc>
-                      <m:mc>
-                        <m:mcPr>
-                          <m:mcJc m:val="left"/>
-                          <m:count m:val="1"/>
-                        </m:mcPr>
-                      </m:mc>
-                    </m:mcs>
-                  </m:mPr>
-                  <m:mr>
-                    <m:e>
-                      <m:r>
-                        <m:t>x</m:t>
-                      </m:r>
-                    </m:e>
-                    <m:e>
-                      <m:r>
-                        <m:rPr>
-                          <m:sty m:val="p"/>
-                        </m:rPr>
-                        <m:t>=</m:t>
-                      </m:r>
-                      <m:r>
-                        <m:t>4</m:t>
-                      </m:r>
-                      <m:r>
-                        <m:rPr>
-                          <m:sty m:val="p"/>
-                        </m:rPr>
-                        <m:t>cos</m:t>
-                      </m:r>
-                      <m:d>
-                        <m:dPr>
-                          <m:begChr m:val="("/>
-                          <m:sepChr m:val=""/>
-                          <m:endChr m:val=")"/>
-                          <m:grow/>
-                        </m:dPr>
-                        <m:e>
-                          <m:f>
-                            <m:fPr>
-                              <m:type m:val="bar"/>
-                            </m:fPr>
-                            <m:num>
-                              <m:r>
-                                <m:t>π</m:t>
-                              </m:r>
-                            </m:num>
-                            <m:den>
-                              <m:r>
-                                <m:t>3</m:t>
-                              </m:r>
-                            </m:den>
-                          </m:f>
-                        </m:e>
-                      </m:d>
-                      <m:r>
-                        <m:rPr>
-                          <m:sty m:val="p"/>
-                        </m:rPr>
-                        <m:t>=</m:t>
-                      </m:r>
-                      <m:r>
-                        <m:t>4</m:t>
-                      </m:r>
-                      <m:r>
-                        <m:rPr>
-                          <m:sty m:val="p"/>
-                        </m:rPr>
-                        <m:t>⋅</m:t>
-                      </m:r>
-                      <m:d>
-                        <m:dPr>
-                          <m:begChr m:val="("/>
-                          <m:sepChr m:val=""/>
-                          <m:endChr m:val=")"/>
-                          <m:grow/>
-                        </m:dPr>
-                        <m:e>
-                          <m:f>
-                            <m:fPr>
-                              <m:type m:val="bar"/>
-                            </m:fPr>
-                            <m:num>
-                              <m:r>
-                                <m:t>1</m:t>
-                              </m:r>
-                            </m:num>
-                            <m:den>
-                              <m:r>
-                                <m:t>2</m:t>
-                              </m:r>
-                            </m:den>
-                          </m:f>
-                        </m:e>
-                      </m:d>
-                      <m:r>
-                        <m:rPr>
-                          <m:sty m:val="p"/>
-                        </m:rPr>
-                        <m:t>=</m:t>
-                      </m:r>
-                      <m:r>
-                        <m:t>2</m:t>
-                      </m:r>
-                    </m:e>
-                  </m:mr>
-                  <m:mr>
-                    <m:e>
-                      <m:r>
-                        <m:t>y</m:t>
-                      </m:r>
-                    </m:e>
-                    <m:e>
-                      <m:r>
-                        <m:rPr>
-                          <m:sty m:val="p"/>
-                        </m:rPr>
-                        <m:t>=</m:t>
-                      </m:r>
-                      <m:r>
-                        <m:t>4</m:t>
-                      </m:r>
-                      <m:r>
-                        <m:rPr>
-                          <m:sty m:val="p"/>
-                        </m:rPr>
-                        <m:t>sin</m:t>
-                      </m:r>
-                      <m:d>
-                        <m:dPr>
-                          <m:begChr m:val="("/>
-                          <m:sepChr m:val=""/>
-                          <m:endChr m:val=")"/>
-                          <m:grow/>
-                        </m:dPr>
-                        <m:e>
-                          <m:f>
-                            <m:fPr>
-                              <m:type m:val="bar"/>
-                            </m:fPr>
-                            <m:num>
-                              <m:r>
-                                <m:t>π</m:t>
-                              </m:r>
-                            </m:num>
-                            <m:den>
-                              <m:r>
-                                <m:t>3</m:t>
-                              </m:r>
-                            </m:den>
-                          </m:f>
-                        </m:e>
-                      </m:d>
-                      <m:r>
-                        <m:rPr>
-                          <m:sty m:val="p"/>
-                        </m:rPr>
-                        <m:t>=</m:t>
-                      </m:r>
-                      <m:r>
-                        <m:t>4</m:t>
-                      </m:r>
-                      <m:r>
-                        <m:rPr>
-                          <m:sty m:val="p"/>
-                        </m:rPr>
-                        <m:t>⋅</m:t>
-                      </m:r>
-                      <m:d>
-                        <m:dPr>
-                          <m:begChr m:val="("/>
-                          <m:sepChr m:val=""/>
-                          <m:endChr m:val=")"/>
-                          <m:grow/>
-                        </m:dPr>
-                        <m:e>
-                          <m:f>
-                            <m:fPr>
-                              <m:type m:val="bar"/>
-                            </m:fPr>
-                            <m:num>
-                              <m:rad>
-                                <m:radPr>
-                                  <m:degHide m:val="on"/>
-                                </m:radPr>
-                                <m:deg/>
-                                <m:e>
-                                  <m:r>
-                                    <m:t>3</m:t>
-                                  </m:r>
-                                </m:e>
-                              </m:rad>
-                            </m:num>
-                            <m:den>
-                              <m:r>
-                                <m:t>2</m:t>
-                              </m:r>
-                            </m:den>
-                          </m:f>
-                        </m:e>
-                      </m:d>
-                      <m:r>
-                        <m:rPr>
-                          <m:sty m:val="p"/>
-                        </m:rPr>
-                        <m:t>=</m:t>
-                      </m:r>
-                      <m:r>
-                        <m:t>2</m:t>
-                      </m:r>
-                      <m:rad>
-                        <m:radPr>
-                          <m:degHide m:val="on"/>
-                        </m:radPr>
-                        <m:deg/>
-                        <m:e>
-                          <m:r>
-                            <m:t>3</m:t>
-                          </m:r>
-                        </m:e>
-                      </m:rad>
-                    </m:e>
-                  </m:mr>
-                  <m:mr>
-                    <m:e>
-                      <m:r>
-                        <m:t>z</m:t>
-                      </m:r>
-                    </m:e>
-                    <m:e>
-                      <m:r>
-                        <m:rPr>
-                          <m:sty m:val="p"/>
-                        </m:rPr>
-                        <m:t>=</m:t>
-                      </m:r>
-                      <m:r>
-                        <m:t>2</m:t>
-                      </m:r>
-                    </m:e>
-                  </m:mr>
-                </m:m>
+                <m:eqArr>
+                  <m:e>
+                    <m:r>
+                      <m:t>x</m:t>
+                    </m:r>
+                    <m:r>
+                      <m:t>&amp;</m:t>
+                    </m:r>
+                    <m:r>
+                      <m:rPr>
+                        <m:sty m:val="p"/>
+                      </m:rPr>
+                      <m:t>=</m:t>
+                    </m:r>
+                    <m:r>
+                      <m:t>4</m:t>
+                    </m:r>
+                    <m:r>
+                      <m:rPr>
+                        <m:sty m:val="p"/>
+                      </m:rPr>
+                      <m:t>cos</m:t>
+                    </m:r>
+                    <m:d>
+                      <m:dPr>
+                        <m:begChr m:val="("/>
+                        <m:sepChr m:val=""/>
+                        <m:endChr m:val=")"/>
+                        <m:grow/>
+                      </m:dPr>
+                      <m:e>
+                        <m:f>
+                          <m:fPr>
+                            <m:type m:val="bar"/>
+                          </m:fPr>
+                          <m:num>
+                            <m:r>
+                              <m:t>π</m:t>
+                            </m:r>
+                          </m:num>
+                          <m:den>
+                            <m:r>
+                              <m:t>3</m:t>
+                            </m:r>
+                          </m:den>
+                        </m:f>
+                      </m:e>
+                    </m:d>
+                    <m:r>
+                      <m:rPr>
+                        <m:sty m:val="p"/>
+                      </m:rPr>
+                      <m:t>=</m:t>
+                    </m:r>
+                    <m:r>
+                      <m:t>4</m:t>
+                    </m:r>
+                    <m:r>
+                      <m:rPr>
+                        <m:sty m:val="p"/>
+                      </m:rPr>
+                      <m:t>⋅</m:t>
+                    </m:r>
+                    <m:d>
+                      <m:dPr>
+                        <m:begChr m:val="("/>
+                        <m:sepChr m:val=""/>
+                        <m:endChr m:val=")"/>
+                        <m:grow/>
+                      </m:dPr>
+                      <m:e>
+                        <m:f>
+                          <m:fPr>
+                            <m:type m:val="bar"/>
+                          </m:fPr>
+                          <m:num>
+                            <m:r>
+                              <m:t>1</m:t>
+                            </m:r>
+                          </m:num>
+                          <m:den>
+                            <m:r>
+                              <m:t>2</m:t>
+                            </m:r>
+                          </m:den>
+                        </m:f>
+                      </m:e>
+                    </m:d>
+                    <m:r>
+                      <m:rPr>
+                        <m:sty m:val="p"/>
+                      </m:rPr>
+                      <m:t>=</m:t>
+                    </m:r>
+                    <m:r>
+                      <m:t>2</m:t>
+                    </m:r>
+                  </m:e>
+                  <m:e>
+                    <m:r>
+                      <m:t>y</m:t>
+                    </m:r>
+                    <m:r>
+                      <m:t>&amp;</m:t>
+                    </m:r>
+                    <m:r>
+                      <m:rPr>
+                        <m:sty m:val="p"/>
+                      </m:rPr>
+                      <m:t>=</m:t>
+                    </m:r>
+                    <m:r>
+                      <m:t>4</m:t>
+                    </m:r>
+                    <m:r>
+                      <m:rPr>
+                        <m:sty m:val="p"/>
+                      </m:rPr>
+                      <m:t>sin</m:t>
+                    </m:r>
+                    <m:d>
+                      <m:dPr>
+                        <m:begChr m:val="("/>
+                        <m:sepChr m:val=""/>
+                        <m:endChr m:val=")"/>
+                        <m:grow/>
+                      </m:dPr>
+                      <m:e>
+                        <m:f>
+                          <m:fPr>
+                            <m:type m:val="bar"/>
+                          </m:fPr>
+                          <m:num>
+                            <m:r>
+                              <m:t>π</m:t>
+                            </m:r>
+                          </m:num>
+                          <m:den>
+                            <m:r>
+                              <m:t>3</m:t>
+                            </m:r>
+                          </m:den>
+                        </m:f>
+                      </m:e>
+                    </m:d>
+                    <m:r>
+                      <m:rPr>
+                        <m:sty m:val="p"/>
+                      </m:rPr>
+                      <m:t>=</m:t>
+                    </m:r>
+                    <m:r>
+                      <m:t>4</m:t>
+                    </m:r>
+                    <m:r>
+                      <m:rPr>
+                        <m:sty m:val="p"/>
+                      </m:rPr>
+                      <m:t>⋅</m:t>
+                    </m:r>
+                    <m:d>
+                      <m:dPr>
+                        <m:begChr m:val="("/>
+                        <m:sepChr m:val=""/>
+                        <m:endChr m:val=")"/>
+                        <m:grow/>
+                      </m:dPr>
+                      <m:e>
+                        <m:f>
+                          <m:fPr>
+                            <m:type m:val="bar"/>
+                          </m:fPr>
+                          <m:num>
+                            <m:rad>
+                              <m:radPr>
+                                <m:degHide m:val="on"/>
+                              </m:radPr>
+                              <m:deg/>
+                              <m:e>
+                                <m:r>
+                                  <m:t>3</m:t>
+                                </m:r>
+                              </m:e>
+                            </m:rad>
+                          </m:num>
+                          <m:den>
+                            <m:r>
+                              <m:t>2</m:t>
+                            </m:r>
+                          </m:den>
+                        </m:f>
+                      </m:e>
+                    </m:d>
+                    <m:r>
+                      <m:rPr>
+                        <m:sty m:val="p"/>
+                      </m:rPr>
+                      <m:t>=</m:t>
+                    </m:r>
+                    <m:r>
+                      <m:t>2</m:t>
+                    </m:r>
+                    <m:rad>
+                      <m:radPr>
+                        <m:degHide m:val="on"/>
+                      </m:radPr>
+                      <m:deg/>
+                      <m:e>
+                        <m:r>
+                          <m:t>3</m:t>
+                        </m:r>
+                      </m:e>
+                    </m:rad>
+                  </m:e>
+                  <m:e>
+                    <m:r>
+                      <m:t>z</m:t>
+                    </m:r>
+                    <m:r>
+                      <m:t>&amp;</m:t>
+                    </m:r>
+                    <m:r>
+                      <m:rPr>
+                        <m:sty m:val="p"/>
+                      </m:rPr>
+                      <m:t>=</m:t>
+                    </m:r>
+                    <m:r>
+                      <m:t>2</m:t>
+                    </m:r>
+                  </m:e>
+                </m:eqArr>
               </m:oMath>
             </m:oMathPara>
           </w:p>
@@ -1599,111 +1575,96 @@
                 <m:jc m:val="center"/>
               </m:oMathParaPr>
               <m:oMath>
-                <m:m>
-                  <m:mPr>
-                    <m:baseJc m:val="center"/>
-                    <m:plcHide m:val="on"/>
-                    <m:mcs>
-                      <m:mc>
-                        <m:mcPr>
-                          <m:mcJc m:val="right"/>
-                          <m:count m:val="1"/>
-                        </m:mcPr>
-                      </m:mc>
-                      <m:mc>
-                        <m:mcPr>
-                          <m:mcJc m:val="left"/>
-                          <m:count m:val="1"/>
-                        </m:mcPr>
-                      </m:mc>
-                    </m:mcs>
-                  </m:mPr>
-                  <m:mr>
-                    <m:e>
-                      <m:d>
-                        <m:dPr>
-                          <m:begChr m:val="("/>
-                          <m:sepChr m:val=""/>
-                          <m:endChr m:val=")"/>
-                          <m:grow/>
-                        </m:dPr>
-                        <m:e>
-                          <m:r>
-                            <m:t>x</m:t>
-                          </m:r>
-                          <m:r>
-                            <m:rPr>
-                              <m:sty m:val="p"/>
-                            </m:rPr>
-                            <m:t>,</m:t>
-                          </m:r>
-                          <m:r>
-                            <m:t>y</m:t>
-                          </m:r>
-                          <m:r>
-                            <m:rPr>
-                              <m:sty m:val="p"/>
-                            </m:rPr>
-                            <m:t>,</m:t>
-                          </m:r>
-                          <m:r>
-                            <m:t>z</m:t>
-                          </m:r>
-                        </m:e>
-                      </m:d>
-                    </m:e>
-                    <m:e>
-                      <m:r>
-                        <m:rPr>
-                          <m:sty m:val="p"/>
-                        </m:rPr>
-                        <m:t>=</m:t>
-                      </m:r>
-                      <m:d>
-                        <m:dPr>
-                          <m:begChr m:val="("/>
-                          <m:sepChr m:val=""/>
-                          <m:endChr m:val=")"/>
-                          <m:grow/>
-                        </m:dPr>
-                        <m:e>
-                          <m:r>
-                            <m:t>2</m:t>
-                          </m:r>
-                          <m:r>
-                            <m:rPr>
-                              <m:sty m:val="p"/>
-                            </m:rPr>
-                            <m:t>,</m:t>
-                          </m:r>
-                          <m:r>
-                            <m:t>2</m:t>
-                          </m:r>
-                          <m:rad>
-                            <m:radPr>
-                              <m:degHide m:val="on"/>
-                            </m:radPr>
-                            <m:deg/>
-                            <m:e>
-                              <m:r>
-                                <m:t>3</m:t>
-                              </m:r>
-                            </m:e>
-                          </m:rad>
-                          <m:r>
-                            <m:rPr>
-                              <m:sty m:val="p"/>
-                            </m:rPr>
-                            <m:t>,</m:t>
-                          </m:r>
-                          <m:r>
-                            <m:t>2</m:t>
-                          </m:r>
-                        </m:e>
-                      </m:d>
-                    </m:e>
-                  </m:mr>
-                </m:m>
+                <m:eqArr>
+                  <m:e>
+                    <m:r>
+                      <m:rPr>
+                        <m:sty m:val="p"/>
+                      </m:rPr>
+                      <m:t>(</m:t>
+                    </m:r>
+                    <m:r>
+                      <m:t>x</m:t>
+                    </m:r>
+                    <m:r>
+                      <m:rPr>
+                        <m:sty m:val="p"/>
+                      </m:rPr>
+                      <m:t>,</m:t>
+                    </m:r>
+                    <m:r>
+                      <m:t>y</m:t>
+                    </m:r>
+                    <m:r>
+                      <m:rPr>
+                        <m:sty m:val="p"/>
+                      </m:rPr>
+                      <m:t>,</m:t>
+                    </m:r>
+                    <m:r>
+                      <m:t>z</m:t>
+                    </m:r>
+                    <m:r>
+                      <m:rPr>
+                        <m:sty m:val="p"/>
+                      </m:rPr>
+                      <m:t>)</m:t>
+                    </m:r>
+                    <m:r>
+                      <m:t>&amp;</m:t>
+                    </m:r>
+                    <m:r>
+                      <m:rPr>
+                        <m:sty m:val="p"/>
+                      </m:rPr>
+                      <m:t>=</m:t>
+                    </m:r>
+                    <m:r>
+                      <m:rPr>
+                        <m:sty m:val="p"/>
+                      </m:rPr>
+                      <m:t>(</m:t>
+                    </m:r>
+                    <m:r>
+                      <m:t>2</m:t>
+                    </m:r>
+                    <m:r>
+                      <m:rPr>
+                        <m:sty m:val="p"/>
+                      </m:rPr>
+                      <m:t>,</m:t>
+                    </m:r>
+                    <m:r>
+                      <m:t>2</m:t>
+                    </m:r>
+                    <m:rad>
+                      <m:radPr>
+                        <m:degHide m:val="on"/>
+                      </m:radPr>
+                      <m:deg/>
+                      <m:e>
+                        <m:r>
+                          <m:t>3</m:t>
+                        </m:r>
+                      </m:e>
+                    </m:rad>
+                    <m:r>
+                      <m:rPr>
+                        <m:sty m:val="p"/>
+                      </m:rPr>
+                      <m:t>,</m:t>
+                    </m:r>
+                    <m:r>
+                      <m:t>2</m:t>
+                    </m:r>
+                    <m:r>
+                      <m:rPr>
+                        <m:sty m:val="p"/>
+                      </m:rPr>
+                      <m:t>)</m:t>
+                    </m:r>
+                  </m:e>
+                </m:eqArr>
               </m:oMath>
             </m:oMathPara>
           </w:p>
@@ -1844,9 +1805,9 @@
         </w:tc>
       </w:tr>
     </w:tbl>
-    <w:bookmarkEnd w:id="30"/>
-    <w:bookmarkEnd w:id="31"/>
-    <w:bookmarkStart w:id="40" w:name="what-are-spherical-coordinates"/>
+    <w:bookmarkEnd w:id="19"/>
+    <w:bookmarkEnd w:id="20"/>
+    <w:bookmarkStart w:id="29" w:name="what-are-spherical-coordinates"/>
     <w:p>
       <w:pPr>
         <w:pStyle w:val="Heading1"/>
@@ -1977,38 +1938,42 @@
           </m:rPr>
           <m:t>sin</m:t>
         </m:r>
-        <m:d>
-          <m:dPr>
-            <m:begChr m:val="("/>
-            <m:sepChr m:val=""/>
-            <m:endChr m:val=")"/>
-            <m:grow/>
-          </m:dPr>
-          <m:e>
-            <m:r>
-              <m:t>ϕ</m:t>
-            </m:r>
-          </m:e>
-        </m:d>
+        <m:r>
+          <m:rPr>
+            <m:sty m:val="p"/>
+          </m:rPr>
+          <m:t>(</m:t>
+        </m:r>
+        <m:r>
+          <m:t>ϕ</m:t>
+        </m:r>
+        <m:r>
+          <m:rPr>
+            <m:sty m:val="p"/>
+          </m:rPr>
+          <m:t>)</m:t>
+        </m:r>
         <m:r>
           <m:rPr>
             <m:sty m:val="p"/>
           </m:rPr>
           <m:t>cos</m:t>
         </m:r>
-        <m:d>
-          <m:dPr>
-            <m:begChr m:val="("/>
-            <m:sepChr m:val=""/>
-            <m:endChr m:val=")"/>
-            <m:grow/>
-          </m:dPr>
-          <m:e>
-            <m:r>
-              <m:t>θ</m:t>
-            </m:r>
-          </m:e>
-        </m:d>
+        <m:r>
+          <m:rPr>
+            <m:sty m:val="p"/>
+          </m:rPr>
+          <m:t>(</m:t>
+        </m:r>
+        <m:r>
+          <m:t>θ</m:t>
+        </m:r>
+        <m:r>
+          <m:rPr>
+            <m:sty m:val="p"/>
+          </m:rPr>
+          <m:t>)</m:t>
+        </m:r>
       </m:oMath>
       <w:r>
         <w:t xml:space="preserve">,</w:t>
@@ -2043,38 +2008,42 @@
           </m:rPr>
           <m:t>sin</m:t>
         </m:r>
-        <m:d>
-          <m:dPr>
-            <m:begChr m:val="("/>
-            <m:sepChr m:val=""/>
-            <m:endChr m:val=")"/>
-            <m:grow/>
-          </m:dPr>
-          <m:e>
-            <m:r>
-              <m:t>ϕ</m:t>
-            </m:r>
-          </m:e>
-        </m:d>
+        <m:r>
+          <m:rPr>
+            <m:sty m:val="p"/>
+          </m:rPr>
+          <m:t>(</m:t>
+        </m:r>
+        <m:r>
+          <m:t>ϕ</m:t>
+        </m:r>
+        <m:r>
+          <m:rPr>
+            <m:sty m:val="p"/>
+          </m:rPr>
+          <m:t>)</m:t>
+        </m:r>
         <m:r>
           <m:rPr>
             <m:sty m:val="p"/>
           </m:rPr>
           <m:t>sin</m:t>
         </m:r>
-        <m:d>
-          <m:dPr>
-            <m:begChr m:val="("/>
-            <m:sepChr m:val=""/>
-            <m:endChr m:val=")"/>
-            <m:grow/>
-          </m:dPr>
-          <m:e>
-            <m:r>
-              <m:t>θ</m:t>
-            </m:r>
-          </m:e>
-        </m:d>
+        <m:r>
+          <m:rPr>
+            <m:sty m:val="p"/>
+          </m:rPr>
+          <m:t>(</m:t>
+        </m:r>
+        <m:r>
+          <m:t>θ</m:t>
+        </m:r>
+        <m:r>
+          <m:rPr>
+            <m:sty m:val="p"/>
+          </m:rPr>
+          <m:t>)</m:t>
+        </m:r>
       </m:oMath>
       <w:r>
         <w:t xml:space="preserve">,</w:t>
@@ -2109,19 +2078,21 @@
           </m:rPr>
           <m:t>cos</m:t>
         </m:r>
-        <m:d>
-          <m:dPr>
-            <m:begChr m:val="("/>
-            <m:sepChr m:val=""/>
-            <m:endChr m:val=")"/>
-            <m:grow/>
-          </m:dPr>
-          <m:e>
-            <m:r>
-              <m:t>ϕ</m:t>
-            </m:r>
-          </m:e>
-        </m:d>
+        <m:r>
+          <m:rPr>
+            <m:sty m:val="p"/>
+          </m:rPr>
+          <m:t>(</m:t>
+        </m:r>
+        <m:r>
+          <m:t>ϕ</m:t>
+        </m:r>
+        <m:r>
+          <m:rPr>
+            <m:sty m:val="p"/>
+          </m:rPr>
+          <m:t>)</m:t>
+        </m:r>
       </m:oMath>
       <w:r>
         <w:t xml:space="preserve">.</w:t>
@@ -2294,28 +2265,30 @@
           </m:rPr>
           <m:t>∈</m:t>
         </m:r>
-        <m:d>
-          <m:dPr>
-            <m:begChr m:val="["/>
-            <m:sepChr m:val=""/>
-            <m:endChr m:val="]"/>
-            <m:grow/>
-          </m:dPr>
-          <m:e>
-            <m:r>
-              <m:t>0</m:t>
-            </m:r>
-            <m:r>
-              <m:rPr>
-                <m:sty m:val="p"/>
-              </m:rPr>
-              <m:t>,</m:t>
-            </m:r>
-            <m:r>
-              <m:t>π</m:t>
-            </m:r>
-          </m:e>
-        </m:d>
+        <m:r>
+          <m:rPr>
+            <m:sty m:val="p"/>
+          </m:rPr>
+          <m:t>[</m:t>
+        </m:r>
+        <m:r>
+          <m:t>0</m:t>
+        </m:r>
+        <m:r>
+          <m:rPr>
+            <m:sty m:val="p"/>
+          </m:rPr>
+          <m:t>,</m:t>
+        </m:r>
+        <m:r>
+          <m:t>π</m:t>
+        </m:r>
+        <m:r>
+          <m:rPr>
+            <m:sty m:val="p"/>
+          </m:rPr>
+          <m:t>]</m:t>
+        </m:r>
       </m:oMath>
       <w:r>
         <w:t xml:space="preserve"> </w:t>
@@ -2365,18 +2338,18 @@
                 <wp:inline>
                   <wp:extent cx="152400" cy="152400"/>
                   <wp:effectExtent b="0" l="0" r="0" t="0"/>
-                  <wp:docPr descr="" title="" id="32" name="Picture"/>
+                  <wp:docPr descr="" title="" id="21" name="Picture"/>
                   <a:graphic>
                     <a:graphicData uri="http://schemas.openxmlformats.org/drawingml/2006/picture">
                       <pic:pic>
                         <pic:nvPicPr>
-                          <pic:cNvPr descr="/Applications/quarto/share/formats/docx/note.png" id="33" name="Picture"/>
+                          <pic:cNvPr descr="/Applications/quarto/share/formats/docx/note.png" id="22" name="Picture"/>
                           <pic:cNvPicPr>
                             <a:picLocks noChangeArrowheads="1" noChangeAspect="1"/>
                           </pic:cNvPicPr>
                         </pic:nvPicPr>
                         <pic:blipFill>
-                          <a:blip r:embed="rId21"/>
+                          <a:blip r:embed="rId10"/>
                           <a:stretch>
                             <a:fillRect/>
                           </a:stretch>
@@ -2457,38 +2430,42 @@
                 </m:rPr>
                 <m:t>sin</m:t>
               </m:r>
-              <m:d>
-                <m:dPr>
-                  <m:begChr m:val="("/>
-                  <m:sepChr m:val=""/>
-                  <m:endChr m:val=")"/>
-                  <m:grow/>
-                </m:dPr>
-                <m:e>
-                  <m:r>
-                    <m:t>ϕ</m:t>
-                  </m:r>
-                </m:e>
-              </m:d>
+              <m:r>
+                <m:rPr>
+                  <m:sty m:val="p"/>
+                </m:rPr>
+                <m:t>(</m:t>
+              </m:r>
+              <m:r>
+                <m:t>ϕ</m:t>
+              </m:r>
+              <m:r>
+                <m:rPr>
+                  <m:sty m:val="p"/>
+                </m:rPr>
+                <m:t>)</m:t>
+              </m:r>
               <m:r>
                 <m:rPr>
                   <m:sty m:val="p"/>
                 </m:rPr>
                 <m:t>cos</m:t>
               </m:r>
-              <m:d>
-                <m:dPr>
-                  <m:begChr m:val="("/>
-                  <m:sepChr m:val=""/>
-                  <m:endChr m:val=")"/>
-                  <m:grow/>
-                </m:dPr>
-                <m:e>
-                  <m:r>
-                    <m:t>θ</m:t>
-                  </m:r>
-                </m:e>
-              </m:d>
+              <m:r>
+                <m:rPr>
+                  <m:sty m:val="p"/>
+                </m:rPr>
+                <m:t>(</m:t>
+              </m:r>
+              <m:r>
+                <m:t>θ</m:t>
+              </m:r>
+              <m:r>
+                <m:rPr>
+                  <m:sty m:val="p"/>
+                </m:rPr>
+                <m:t>)</m:t>
+              </m:r>
             </m:oMath>
           </w:p>
           <w:p>
@@ -2520,38 +2497,42 @@
                 </m:rPr>
                 <m:t>sin</m:t>
               </m:r>
-              <m:d>
-                <m:dPr>
-                  <m:begChr m:val="("/>
-                  <m:sepChr m:val=""/>
-                  <m:endChr m:val=")"/>
-                  <m:grow/>
-                </m:dPr>
-                <m:e>
-                  <m:r>
-                    <m:t>ϕ</m:t>
-                  </m:r>
-                </m:e>
-              </m:d>
+              <m:r>
+                <m:rPr>
+                  <m:sty m:val="p"/>
+                </m:rPr>
+                <m:t>(</m:t>
+              </m:r>
+              <m:r>
+                <m:t>ϕ</m:t>
+              </m:r>
+              <m:r>
+                <m:rPr>
+                  <m:sty m:val="p"/>
+                </m:rPr>
+                <m:t>)</m:t>
+              </m:r>
               <m:r>
                 <m:rPr>
                   <m:sty m:val="p"/>
                 </m:rPr>
                 <m:t>sin</m:t>
               </m:r>
-              <m:d>
-                <m:dPr>
-                  <m:begChr m:val="("/>
-                  <m:sepChr m:val=""/>
-                  <m:endChr m:val=")"/>
-                  <m:grow/>
-                </m:dPr>
-                <m:e>
-                  <m:r>
-                    <m:t>θ</m:t>
-                  </m:r>
-                </m:e>
-              </m:d>
+              <m:r>
+                <m:rPr>
+                  <m:sty m:val="p"/>
+                </m:rPr>
+                <m:t>(</m:t>
+              </m:r>
+              <m:r>
+                <m:t>θ</m:t>
+              </m:r>
+              <m:r>
+                <m:rPr>
+                  <m:sty m:val="p"/>
+                </m:rPr>
+                <m:t>)</m:t>
+              </m:r>
             </m:oMath>
           </w:p>
           <w:p>
@@ -2583,19 +2564,21 @@
                 </m:rPr>
                 <m:t>cos</m:t>
               </m:r>
-              <m:d>
-                <m:dPr>
-                  <m:begChr m:val="("/>
-                  <m:sepChr m:val=""/>
-                  <m:endChr m:val=")"/>
-                  <m:grow/>
-                </m:dPr>
-                <m:e>
-                  <m:r>
-                    <m:t>ϕ</m:t>
-                  </m:r>
-                </m:e>
-              </m:d>
+              <m:r>
+                <m:rPr>
+                  <m:sty m:val="p"/>
+                </m:rPr>
+                <m:t>(</m:t>
+              </m:r>
+              <m:r>
+                <m:t>ϕ</m:t>
+              </m:r>
+              <m:r>
+                <m:rPr>
+                  <m:sty m:val="p"/>
+                </m:rPr>
+                <m:t>)</m:t>
+              </m:r>
             </m:oMath>
           </w:p>
           <w:p>
@@ -2763,28 +2746,30 @@
                 </m:rPr>
                 <m:t>∈</m:t>
               </m:r>
-              <m:d>
-                <m:dPr>
-                  <m:begChr m:val="["/>
-                  <m:sepChr m:val=""/>
-                  <m:endChr m:val="]"/>
-                  <m:grow/>
-                </m:dPr>
-                <m:e>
-                  <m:r>
-                    <m:t>0</m:t>
-                  </m:r>
-                  <m:r>
-                    <m:rPr>
-                      <m:sty m:val="p"/>
-                    </m:rPr>
-                    <m:t>,</m:t>
-                  </m:r>
-                  <m:r>
-                    <m:t>π</m:t>
-                  </m:r>
-                </m:e>
-              </m:d>
+              <m:r>
+                <m:rPr>
+                  <m:sty m:val="p"/>
+                </m:rPr>
+                <m:t>[</m:t>
+              </m:r>
+              <m:r>
+                <m:t>0</m:t>
+              </m:r>
+              <m:r>
+                <m:rPr>
+                  <m:sty m:val="p"/>
+                </m:rPr>
+                <m:t>,</m:t>
+              </m:r>
+              <m:r>
+                <m:t>π</m:t>
+              </m:r>
+              <m:r>
+                <m:rPr>
+                  <m:sty m:val="p"/>
+                </m:rPr>
+                <m:t>]</m:t>
+              </m:r>
             </m:oMath>
             <w:r>
               <w:t xml:space="preserve"> </w:t>
@@ -2918,7 +2903,7 @@
         <w:t xml:space="preserve">-axis.</w:t>
       </w:r>
     </w:p>
-    <w:bookmarkStart w:id="39" w:name="interactive-exploration-desmos-1"/>
+    <w:bookmarkStart w:id="28" w:name="interactive-exploration-desmos-1"/>
     <w:p>
       <w:pPr>
         <w:pStyle w:val="Heading2"/>
@@ -2941,8 +2926,8 @@
         <w:t xml:space="preserve">Change to move closer to or farther from the origin</w:t>
       </w:r>
     </w:p>
-    <w:bookmarkStart w:id="34" w:name="spherical3d"/>
-    <w:bookmarkEnd w:id="34"/>
+    <w:bookmarkStart w:id="23" w:name="spherical3d"/>
+    <w:bookmarkEnd w:id="23"/>
     <w:tbl>
       <w:tblPr>
         <w:tblStyle w:val="Table"/>
@@ -2984,18 +2969,18 @@
                 <wp:inline>
                   <wp:extent cx="152400" cy="152400"/>
                   <wp:effectExtent b="0" l="0" r="0" t="0"/>
-                  <wp:docPr descr="" title="" id="35" name="Picture"/>
+                  <wp:docPr descr="" title="" id="24" name="Picture"/>
                   <a:graphic>
                     <a:graphicData uri="http://schemas.openxmlformats.org/drawingml/2006/picture">
                       <pic:pic>
                         <pic:nvPicPr>
-                          <pic:cNvPr descr="/Applications/quarto/share/formats/docx/tip.png" id="36" name="Picture"/>
+                          <pic:cNvPr descr="/Applications/quarto/share/formats/docx/tip.png" id="25" name="Picture"/>
                           <pic:cNvPicPr>
                             <a:picLocks noChangeArrowheads="1" noChangeAspect="1"/>
                           </pic:cNvPicPr>
                         </pic:nvPicPr>
                         <pic:blipFill>
-                          <a:blip r:embed="rId25"/>
+                          <a:blip r:embed="rId14"/>
                           <a:stretch>
                             <a:fillRect/>
                           </a:stretch>
@@ -3107,18 +3092,18 @@
                 <wp:inline>
                   <wp:extent cx="152400" cy="152400"/>
                   <wp:effectExtent b="0" l="0" r="0" t="0"/>
-                  <wp:docPr descr="" title="" id="37" name="Picture"/>
+                  <wp:docPr descr="" title="" id="26" name="Picture"/>
                   <a:graphic>
                     <a:graphicData uri="http://schemas.openxmlformats.org/drawingml/2006/picture">
                       <pic:pic>
                         <pic:nvPicPr>
-                          <pic:cNvPr descr="/Applications/quarto/share/formats/docx/note.png" id="38" name="Picture"/>
+                          <pic:cNvPr descr="/Applications/quarto/share/formats/docx/note.png" id="27" name="Picture"/>
                           <pic:cNvPicPr>
                             <a:picLocks noChangeArrowheads="1" noChangeAspect="1"/>
                           </pic:cNvPicPr>
                         </pic:nvPicPr>
                         <pic:blipFill>
-                          <a:blip r:embed="rId21"/>
+                          <a:blip r:embed="rId10"/>
                           <a:stretch>
                             <a:fillRect/>
                           </a:stretch>
@@ -3182,124 +3167,107 @@
                 <m:jc m:val="center"/>
               </m:oMathParaPr>
               <m:oMath>
-                <m:m>
-                  <m:mPr>
-                    <m:baseJc m:val="center"/>
-                    <m:plcHide m:val="on"/>
-                    <m:mcs>
-                      <m:mc>
-                        <m:mcPr>
-                          <m:mcJc m:val="right"/>
-                          <m:count m:val="1"/>
-                        </m:mcPr>
-                      </m:mc>
-                      <m:mc>
-                        <m:mcPr>
-                          <m:mcJc m:val="left"/>
-                          <m:count m:val="1"/>
-                        </m:mcPr>
-                      </m:mc>
-                    </m:mcs>
-                  </m:mPr>
-                  <m:mr>
-                    <m:e>
-                      <m:d>
-                        <m:dPr>
-                          <m:begChr m:val="("/>
-                          <m:sepChr m:val=""/>
-                          <m:endChr m:val=")"/>
-                          <m:grow/>
-                        </m:dPr>
-                        <m:e>
-                          <m:r>
-                            <m:t>r</m:t>
-                          </m:r>
-                          <m:r>
-                            <m:rPr>
-                              <m:sty m:val="p"/>
-                            </m:rPr>
-                            <m:t>,</m:t>
-                          </m:r>
-                          <m:r>
-                            <m:t>θ</m:t>
-                          </m:r>
-                          <m:r>
-                            <m:rPr>
-                              <m:sty m:val="p"/>
-                            </m:rPr>
-                            <m:t>,</m:t>
-                          </m:r>
-                          <m:r>
-                            <m:t>ϕ</m:t>
-                          </m:r>
-                        </m:e>
-                      </m:d>
-                    </m:e>
-                    <m:e>
-                      <m:r>
-                        <m:rPr>
-                          <m:sty m:val="p"/>
-                        </m:rPr>
-                        <m:t>=</m:t>
-                      </m:r>
-                      <m:d>
-                        <m:dPr>
-                          <m:begChr m:val="("/>
-                          <m:sepChr m:val=""/>
-                          <m:endChr m:val=")"/>
-                          <m:grow/>
-                        </m:dPr>
-                        <m:e>
-                          <m:r>
-                            <m:t>6</m:t>
-                          </m:r>
-                          <m:r>
-                            <m:rPr>
-                              <m:sty m:val="p"/>
-                            </m:rPr>
-                            <m:t>,</m:t>
-                          </m:r>
-                          <m:f>
-                            <m:fPr>
-                              <m:type m:val="bar"/>
-                            </m:fPr>
-                            <m:num>
-                              <m:r>
-                                <m:t>π</m:t>
-                              </m:r>
-                            </m:num>
-                            <m:den>
-                              <m:r>
-                                <m:t>6</m:t>
-                              </m:r>
-                            </m:den>
-                          </m:f>
-                          <m:r>
-                            <m:rPr>
-                              <m:sty m:val="p"/>
-                            </m:rPr>
-                            <m:t>,</m:t>
-                          </m:r>
-                          <m:f>
-                            <m:fPr>
-                              <m:type m:val="bar"/>
-                            </m:fPr>
-                            <m:num>
-                              <m:r>
-                                <m:t>π</m:t>
-                              </m:r>
-                            </m:num>
-                            <m:den>
-                              <m:r>
-                                <m:t>4</m:t>
-                              </m:r>
-                            </m:den>
-                          </m:f>
-                        </m:e>
-                      </m:d>
-                    </m:e>
-                  </m:mr>
-                </m:m>
+                <m:eqArr>
+                  <m:e>
+                    <m:r>
+                      <m:rPr>
+                        <m:sty m:val="p"/>
+                      </m:rPr>
+                      <m:t>(</m:t>
+                    </m:r>
+                    <m:r>
+                      <m:t>r</m:t>
+                    </m:r>
+                    <m:r>
+                      <m:rPr>
+                        <m:sty m:val="p"/>
+                      </m:rPr>
+                      <m:t>,</m:t>
+                    </m:r>
+                    <m:r>
+                      <m:t>θ</m:t>
+                    </m:r>
+                    <m:r>
+                      <m:rPr>
+                        <m:sty m:val="p"/>
+                      </m:rPr>
+                      <m:t>,</m:t>
+                    </m:r>
+                    <m:r>
+                      <m:t>ϕ</m:t>
+                    </m:r>
+                    <m:r>
+                      <m:rPr>
+                        <m:sty m:val="p"/>
+                      </m:rPr>
+                      <m:t>)</m:t>
+                    </m:r>
+                    <m:r>
+                      <m:t>&amp;</m:t>
+                    </m:r>
+                    <m:r>
+                      <m:rPr>
+                        <m:sty m:val="p"/>
+                      </m:rPr>
+                      <m:t>=</m:t>
+                    </m:r>
+                    <m:d>
+                      <m:dPr>
+                        <m:begChr m:val="("/>
+                        <m:sepChr m:val=""/>
+                        <m:endChr m:val=")"/>
+                        <m:grow/>
+                      </m:dPr>
+                      <m:e>
+                        <m:r>
+                          <m:t>6</m:t>
+                        </m:r>
+                        <m:r>
+                          <m:rPr>
+                            <m:sty m:val="p"/>
+                          </m:rPr>
+                          <m:t>,</m:t>
+                        </m:r>
+                        <m:f>
+                          <m:fPr>
+                            <m:type m:val="bar"/>
+                          </m:fPr>
+                          <m:num>
+                            <m:r>
+                              <m:t>π</m:t>
+                            </m:r>
+                          </m:num>
+                          <m:den>
+                            <m:r>
+                              <m:t>6</m:t>
+                            </m:r>
+                          </m:den>
+                        </m:f>
+                        <m:r>
+                          <m:rPr>
+                            <m:sty m:val="p"/>
+                          </m:rPr>
+                          <m:t>,</m:t>
+                        </m:r>
+                        <m:f>
+                          <m:fPr>
+                            <m:type m:val="bar"/>
+                          </m:fPr>
+                          <m:num>
+                            <m:r>
+                              <m:t>π</m:t>
+                            </m:r>
+                          </m:num>
+                          <m:den>
+                            <m:r>
+                              <m:t>4</m:t>
+                            </m:r>
+                          </m:den>
+                        </m:f>
+                      </m:e>
+                    </m:d>
+                  </m:e>
+                </m:eqArr>
               </m:oMath>
             </m:oMathPara>
           </w:p>
@@ -3392,181 +3360,172 @@
                 <m:jc m:val="center"/>
               </m:oMathParaPr>
               <m:oMath>
-                <m:m>
-                  <m:mPr>
-                    <m:baseJc m:val="center"/>
-                    <m:plcHide m:val="on"/>
-                    <m:mcs>
-                      <m:mc>
-                        <m:mcPr>
-                          <m:mcJc m:val="right"/>
-                          <m:count m:val="1"/>
-                        </m:mcPr>
-                      </m:mc>
-                      <m:mc>
-                        <m:mcPr>
-                          <m:mcJc m:val="left"/>
-                          <m:count m:val="1"/>
-                        </m:mcPr>
-                      </m:mc>
-                    </m:mcs>
-                  </m:mPr>
-                  <m:mr>
-                    <m:e>
-                      <m:r>
-                        <m:t>x</m:t>
-                      </m:r>
-                    </m:e>
-                    <m:e>
-                      <m:r>
-                        <m:rPr>
-                          <m:sty m:val="p"/>
-                        </m:rPr>
-                        <m:t>=</m:t>
-                      </m:r>
-                      <m:r>
-                        <m:t>r</m:t>
-                      </m:r>
-                      <m:r>
-                        <m:rPr>
-                          <m:sty m:val="p"/>
-                        </m:rPr>
-                        <m:t>sin</m:t>
-                      </m:r>
-                      <m:d>
-                        <m:dPr>
-                          <m:begChr m:val="("/>
-                          <m:sepChr m:val=""/>
-                          <m:endChr m:val=")"/>
-                          <m:grow/>
-                        </m:dPr>
-                        <m:e>
-                          <m:r>
-                            <m:t>ϕ</m:t>
-                          </m:r>
-                        </m:e>
-                      </m:d>
-                      <m:r>
-                        <m:rPr>
-                          <m:sty m:val="p"/>
-                        </m:rPr>
-                        <m:t>cos</m:t>
-                      </m:r>
-                      <m:d>
-                        <m:dPr>
-                          <m:begChr m:val="("/>
-                          <m:sepChr m:val=""/>
-                          <m:endChr m:val=")"/>
-                          <m:grow/>
-                        </m:dPr>
-                        <m:e>
-                          <m:r>
-                            <m:t>θ</m:t>
-                          </m:r>
-                        </m:e>
-                      </m:d>
-                      <m:r>
-                        <m:rPr>
-                          <m:sty m:val="p"/>
-                        </m:rPr>
-                        <m:t>,</m:t>
-                      </m:r>
-                      <m:r>
-                        <m:t> </m:t>
-                      </m:r>
-                      <m:r>
-                        <m:t>y</m:t>
-                      </m:r>
-                      <m:r>
-                        <m:rPr>
-                          <m:sty m:val="p"/>
-                        </m:rPr>
-                        <m:t>=</m:t>
-                      </m:r>
-                      <m:r>
-                        <m:t>r</m:t>
-                      </m:r>
-                      <m:r>
-                        <m:rPr>
-                          <m:sty m:val="p"/>
-                        </m:rPr>
-                        <m:t>sin</m:t>
-                      </m:r>
-                      <m:d>
-                        <m:dPr>
-                          <m:begChr m:val="("/>
-                          <m:sepChr m:val=""/>
-                          <m:endChr m:val=")"/>
-                          <m:grow/>
-                        </m:dPr>
-                        <m:e>
-                          <m:r>
-                            <m:t>ϕ</m:t>
-                          </m:r>
-                        </m:e>
-                      </m:d>
-                      <m:r>
-                        <m:rPr>
-                          <m:sty m:val="p"/>
-                        </m:rPr>
-                        <m:t>sin</m:t>
-                      </m:r>
-                      <m:d>
-                        <m:dPr>
-                          <m:begChr m:val="("/>
-                          <m:sepChr m:val=""/>
-                          <m:endChr m:val=")"/>
-                          <m:grow/>
-                        </m:dPr>
-                        <m:e>
-                          <m:r>
-                            <m:t>θ</m:t>
-                          </m:r>
-                        </m:e>
-                      </m:d>
-                      <m:r>
-                        <m:rPr>
-                          <m:sty m:val="p"/>
-                        </m:rPr>
-                        <m:t>,</m:t>
-                      </m:r>
-                      <m:r>
-                        <m:t> </m:t>
-                      </m:r>
-                      <m:r>
-                        <m:t>z</m:t>
-                      </m:r>
-                      <m:r>
-                        <m:rPr>
-                          <m:sty m:val="p"/>
-                        </m:rPr>
-                        <m:t>=</m:t>
-                      </m:r>
-                      <m:r>
-                        <m:t>r</m:t>
-                      </m:r>
-                      <m:r>
-                        <m:rPr>
-                          <m:sty m:val="p"/>
-                        </m:rPr>
-                        <m:t>cos</m:t>
-                      </m:r>
-                      <m:d>
-                        <m:dPr>
-                          <m:begChr m:val="("/>
-                          <m:sepChr m:val=""/>
-                          <m:endChr m:val=")"/>
-                          <m:grow/>
-                        </m:dPr>
-                        <m:e>
-                          <m:r>
-                            <m:t>ϕ</m:t>
-                          </m:r>
-                        </m:e>
-                      </m:d>
-                    </m:e>
-                  </m:mr>
-                </m:m>
+                <m:eqArr>
+                  <m:e>
+                    <m:r>
+                      <m:t>x</m:t>
+                    </m:r>
+                    <m:r>
+                      <m:t>&amp;</m:t>
+                    </m:r>
+                    <m:r>
+                      <m:rPr>
+                        <m:sty m:val="p"/>
+                      </m:rPr>
+                      <m:t>=</m:t>
+                    </m:r>
+                    <m:r>
+                      <m:t>r</m:t>
+                    </m:r>
+                    <m:r>
+                      <m:rPr>
+                        <m:sty m:val="p"/>
+                      </m:rPr>
+                      <m:t>sin</m:t>
+                    </m:r>
+                    <m:r>
+                      <m:rPr>
+                        <m:sty m:val="p"/>
+                      </m:rPr>
+                      <m:t>(</m:t>
+                    </m:r>
+                    <m:r>
+                      <m:t>ϕ</m:t>
+                    </m:r>
+                    <m:r>
+                      <m:rPr>
+                        <m:sty m:val="p"/>
+                      </m:rPr>
+                      <m:t>)</m:t>
+                    </m:r>
+                    <m:r>
+                      <m:rPr>
+                        <m:sty m:val="p"/>
+                      </m:rPr>
+                      <m:t>cos</m:t>
+                    </m:r>
+                    <m:r>
+                      <m:rPr>
+                        <m:sty m:val="p"/>
+                      </m:rPr>
+                      <m:t>(</m:t>
+                    </m:r>
+                    <m:r>
+                      <m:t>θ</m:t>
+                    </m:r>
+                    <m:r>
+                      <m:rPr>
+                        <m:sty m:val="p"/>
+                      </m:rPr>
+                      <m:t>)</m:t>
+                    </m:r>
+                    <m:r>
+                      <m:rPr>
+                        <m:sty m:val="p"/>
+                      </m:rPr>
+                      <m:t>,</m:t>
+                    </m:r>
+                    <m:r>
+                      <m:t> </m:t>
+                    </m:r>
+                    <m:r>
+                      <m:t>y</m:t>
+                    </m:r>
+                    <m:r>
+                      <m:rPr>
+                        <m:sty m:val="p"/>
+                      </m:rPr>
+                      <m:t>=</m:t>
+                    </m:r>
+                    <m:r>
+                      <m:t>r</m:t>
+                    </m:r>
+                    <m:r>
+                      <m:rPr>
+                        <m:sty m:val="p"/>
+                      </m:rPr>
+                      <m:t>sin</m:t>
+                    </m:r>
+                    <m:r>
+                      <m:rPr>
+                        <m:sty m:val="p"/>
+                      </m:rPr>
+                      <m:t>(</m:t>
+                    </m:r>
+                    <m:r>
+                      <m:t>ϕ</m:t>
+                    </m:r>
+                    <m:r>
+                      <m:rPr>
+                        <m:sty m:val="p"/>
+                      </m:rPr>
+                      <m:t>)</m:t>
+                    </m:r>
+                    <m:r>
+                      <m:rPr>
+                        <m:sty m:val="p"/>
+                      </m:rPr>
+                      <m:t>sin</m:t>
+                    </m:r>
+                    <m:r>
+                      <m:rPr>
+                        <m:sty m:val="p"/>
+                      </m:rPr>
+                      <m:t>(</m:t>
+                    </m:r>
+                    <m:r>
+                      <m:t>θ</m:t>
+                    </m:r>
+                    <m:r>
+                      <m:rPr>
+                        <m:sty m:val="p"/>
+                      </m:rPr>
+                      <m:t>)</m:t>
+                    </m:r>
+                    <m:r>
+                      <m:rPr>
+                        <m:sty m:val="p"/>
+                      </m:rPr>
+                      <m:t>,</m:t>
+                    </m:r>
+                    <m:r>
+                      <m:t> </m:t>
+                    </m:r>
+                    <m:r>
+                      <m:t>z</m:t>
+                    </m:r>
+                    <m:r>
+                      <m:rPr>
+                        <m:sty m:val="p"/>
+                      </m:rPr>
+                      <m:t>=</m:t>
+                    </m:r>
+                    <m:r>
+                      <m:t>r</m:t>
+                    </m:r>
+                    <m:r>
+                      <m:rPr>
+                        <m:sty m:val="p"/>
+                      </m:rPr>
+                      <m:t>cos</m:t>
+                    </m:r>
+                    <m:r>
+                      <m:rPr>
+                        <m:sty m:val="p"/>
+                      </m:rPr>
+                      <m:t>(</m:t>
+                    </m:r>
+                    <m:r>
+                      <m:t>ϕ</m:t>
+                    </m:r>
+                    <m:r>
+                      <m:rPr>
+                        <m:sty m:val="p"/>
+                      </m:rPr>
+                      <m:t>)</m:t>
+                    </m:r>
+                  </m:e>
+                </m:eqArr>
               </m:oMath>
             </m:oMathPara>
           </w:p>
@@ -3587,483 +3546,462 @@
                 <m:jc m:val="center"/>
               </m:oMathParaPr>
               <m:oMath>
-                <m:m>
-                  <m:mPr>
-                    <m:baseJc m:val="center"/>
-                    <m:plcHide m:val="on"/>
-                    <m:mcs>
-                      <m:mc>
-                        <m:mcPr>
-                          <m:mcJc m:val="right"/>
-                          <m:count m:val="1"/>
-                        </m:mcPr>
-                      </m:mc>
-                      <m:mc>
-                        <m:mcPr>
-                          <m:mcJc m:val="left"/>
-                          <m:count m:val="1"/>
-                        </m:mcPr>
-                      </m:mc>
-                    </m:mcs>
-                  </m:mPr>
-                  <m:mr>
-                    <m:e>
-                      <m:r>
-                        <m:t>x</m:t>
-                      </m:r>
-                    </m:e>
-                    <m:e>
-                      <m:r>
-                        <m:rPr>
-                          <m:sty m:val="p"/>
-                        </m:rPr>
-                        <m:t>=</m:t>
-                      </m:r>
-                      <m:r>
-                        <m:t>6</m:t>
-                      </m:r>
-                      <m:r>
-                        <m:rPr>
-                          <m:sty m:val="p"/>
-                        </m:rPr>
-                        <m:t>sin</m:t>
-                      </m:r>
-                      <m:d>
-                        <m:dPr>
-                          <m:begChr m:val="("/>
-                          <m:sepChr m:val=""/>
-                          <m:endChr m:val=")"/>
-                          <m:grow/>
-                        </m:dPr>
-                        <m:e>
-                          <m:f>
-                            <m:fPr>
-                              <m:type m:val="bar"/>
-                            </m:fPr>
-                            <m:num>
-                              <m:r>
-                                <m:t>π</m:t>
-                              </m:r>
-                            </m:num>
-                            <m:den>
-                              <m:r>
-                                <m:t>4</m:t>
-                              </m:r>
-                            </m:den>
-                          </m:f>
-                        </m:e>
-                      </m:d>
-                      <m:r>
-                        <m:rPr>
-                          <m:sty m:val="p"/>
-                        </m:rPr>
-                        <m:t>cos</m:t>
-                      </m:r>
-                      <m:d>
-                        <m:dPr>
-                          <m:begChr m:val="("/>
-                          <m:sepChr m:val=""/>
-                          <m:endChr m:val=")"/>
-                          <m:grow/>
-                        </m:dPr>
-                        <m:e>
-                          <m:f>
-                            <m:fPr>
-                              <m:type m:val="bar"/>
-                            </m:fPr>
-                            <m:num>
-                              <m:r>
-                                <m:t>π</m:t>
-                              </m:r>
-                            </m:num>
-                            <m:den>
-                              <m:r>
-                                <m:t>6</m:t>
-                              </m:r>
-                            </m:den>
-                          </m:f>
-                        </m:e>
-                      </m:d>
-                      <m:r>
-                        <m:rPr>
-                          <m:sty m:val="p"/>
-                        </m:rPr>
-                        <m:t>=</m:t>
-                      </m:r>
-                      <m:r>
-                        <m:t>6</m:t>
-                      </m:r>
-                      <m:r>
-                        <m:rPr>
-                          <m:sty m:val="p"/>
-                        </m:rPr>
-                        <m:t>⋅</m:t>
-                      </m:r>
-                      <m:f>
-                        <m:fPr>
-                          <m:type m:val="bar"/>
-                        </m:fPr>
-                        <m:num>
-                          <m:rad>
-                            <m:radPr>
-                              <m:degHide m:val="on"/>
-                            </m:radPr>
-                            <m:deg/>
-                            <m:e>
-                              <m:r>
-                                <m:t>2</m:t>
-                              </m:r>
-                            </m:e>
-                          </m:rad>
-                        </m:num>
-                        <m:den>
-                          <m:r>
-                            <m:t>2</m:t>
-                          </m:r>
-                        </m:den>
-                      </m:f>
-                      <m:r>
-                        <m:rPr>
-                          <m:sty m:val="p"/>
-                        </m:rPr>
-                        <m:t>⋅</m:t>
-                      </m:r>
-                      <m:f>
-                        <m:fPr>
-                          <m:type m:val="bar"/>
-                        </m:fPr>
-                        <m:num>
-                          <m:rad>
-                            <m:radPr>
-                              <m:degHide m:val="on"/>
-                            </m:radPr>
-                            <m:deg/>
-                            <m:e>
-                              <m:r>
-                                <m:t>3</m:t>
-                              </m:r>
-                            </m:e>
-                          </m:rad>
-                        </m:num>
-                        <m:den>
-                          <m:r>
-                            <m:t>2</m:t>
-                          </m:r>
-                        </m:den>
-                      </m:f>
-                      <m:r>
-                        <m:rPr>
-                          <m:sty m:val="p"/>
-                        </m:rPr>
-                        <m:t>=</m:t>
-                      </m:r>
-                      <m:f>
-                        <m:fPr>
-                          <m:type m:val="bar"/>
-                        </m:fPr>
-                        <m:num>
-                          <m:r>
-                            <m:t>3</m:t>
-                          </m:r>
-                          <m:rad>
-                            <m:radPr>
-                              <m:degHide m:val="on"/>
-                            </m:radPr>
-                            <m:deg/>
-                            <m:e>
-                              <m:r>
-                                <m:t>6</m:t>
-                              </m:r>
-                            </m:e>
-                          </m:rad>
-                        </m:num>
-                        <m:den>
-                          <m:r>
-                            <m:t>2</m:t>
-                          </m:r>
-                        </m:den>
-                      </m:f>
-                    </m:e>
-                  </m:mr>
-                  <m:mr>
-                    <m:e>
-                      <m:r>
-                        <m:t>y</m:t>
-                      </m:r>
-                    </m:e>
-                    <m:e>
-                      <m:r>
-                        <m:rPr>
-                          <m:sty m:val="p"/>
-                        </m:rPr>
-                        <m:t>=</m:t>
-                      </m:r>
-                      <m:r>
-                        <m:t>6</m:t>
-                      </m:r>
-                      <m:r>
-                        <m:rPr>
-                          <m:sty m:val="p"/>
-                        </m:rPr>
-                        <m:t>sin</m:t>
-                      </m:r>
-                      <m:d>
-                        <m:dPr>
-                          <m:begChr m:val="("/>
-                          <m:sepChr m:val=""/>
-                          <m:endChr m:val=")"/>
-                          <m:grow/>
-                        </m:dPr>
-                        <m:e>
-                          <m:f>
-                            <m:fPr>
-                              <m:type m:val="bar"/>
-                            </m:fPr>
-                            <m:num>
-                              <m:r>
-                                <m:t>π</m:t>
-                              </m:r>
-                            </m:num>
-                            <m:den>
-                              <m:r>
-                                <m:t>4</m:t>
-                              </m:r>
-                            </m:den>
-                          </m:f>
-                        </m:e>
-                      </m:d>
-                      <m:r>
-                        <m:rPr>
-                          <m:sty m:val="p"/>
-                        </m:rPr>
-                        <m:t>sin</m:t>
-                      </m:r>
-                      <m:d>
-                        <m:dPr>
-                          <m:begChr m:val="("/>
-                          <m:sepChr m:val=""/>
-                          <m:endChr m:val=")"/>
-                          <m:grow/>
-                        </m:dPr>
-                        <m:e>
-                          <m:f>
-                            <m:fPr>
-                              <m:type m:val="bar"/>
-                            </m:fPr>
-                            <m:num>
-                              <m:r>
-                                <m:t>π</m:t>
-                              </m:r>
-                            </m:num>
-                            <m:den>
-                              <m:r>
-                                <m:t>6</m:t>
-                              </m:r>
-                            </m:den>
-                          </m:f>
-                        </m:e>
-                      </m:d>
-                      <m:r>
-                        <m:rPr>
-                          <m:sty m:val="p"/>
-                        </m:rPr>
-                        <m:t>=</m:t>
-                      </m:r>
-                      <m:r>
-                        <m:t>6</m:t>
-                      </m:r>
-                      <m:r>
-                        <m:rPr>
-                          <m:sty m:val="p"/>
-                        </m:rPr>
-                        <m:t>⋅</m:t>
-                      </m:r>
-                      <m:f>
-                        <m:fPr>
-                          <m:type m:val="bar"/>
-                        </m:fPr>
-                        <m:num>
-                          <m:rad>
-                            <m:radPr>
-                              <m:degHide m:val="on"/>
-                            </m:radPr>
-                            <m:deg/>
-                            <m:e>
-                              <m:r>
-                                <m:t>2</m:t>
-                              </m:r>
-                            </m:e>
-                          </m:rad>
-                        </m:num>
-                        <m:den>
-                          <m:r>
-                            <m:t>2</m:t>
-                          </m:r>
-                        </m:den>
-                      </m:f>
-                      <m:r>
-                        <m:rPr>
-                          <m:sty m:val="p"/>
-                        </m:rPr>
-                        <m:t>⋅</m:t>
-                      </m:r>
-                      <m:f>
-                        <m:fPr>
-                          <m:type m:val="bar"/>
-                        </m:fPr>
-                        <m:num>
-                          <m:r>
-                            <m:t>1</m:t>
-                          </m:r>
-                        </m:num>
-                        <m:den>
-                          <m:r>
-                            <m:t>2</m:t>
-                          </m:r>
-                        </m:den>
-                      </m:f>
-                      <m:r>
-                        <m:rPr>
-                          <m:sty m:val="p"/>
-                        </m:rPr>
-                        <m:t>=</m:t>
-                      </m:r>
-                      <m:f>
-                        <m:fPr>
-                          <m:type m:val="bar"/>
-                        </m:fPr>
-                        <m:num>
-                          <m:r>
-                            <m:t>3</m:t>
-                          </m:r>
-                          <m:rad>
-                            <m:radPr>
-                              <m:degHide m:val="on"/>
-                            </m:radPr>
-                            <m:deg/>
-                            <m:e>
-                              <m:r>
-                                <m:t>2</m:t>
-                              </m:r>
-                            </m:e>
-                          </m:rad>
-                        </m:num>
-                        <m:den>
-                          <m:r>
-                            <m:t>2</m:t>
-                          </m:r>
-                        </m:den>
-                      </m:f>
-                    </m:e>
-                  </m:mr>
-                  <m:mr>
-                    <m:e>
-                      <m:r>
-                        <m:t>z</m:t>
-                      </m:r>
-                    </m:e>
-                    <m:e>
-                      <m:r>
-                        <m:rPr>
-                          <m:sty m:val="p"/>
-                        </m:rPr>
-                        <m:t>=</m:t>
-                      </m:r>
-                      <m:r>
-                        <m:t>6</m:t>
-                      </m:r>
-                      <m:r>
-                        <m:rPr>
-                          <m:sty m:val="p"/>
-                        </m:rPr>
-                        <m:t>cos</m:t>
-                      </m:r>
-                      <m:d>
-                        <m:dPr>
-                          <m:begChr m:val="("/>
-                          <m:sepChr m:val=""/>
-                          <m:endChr m:val=")"/>
-                          <m:grow/>
-                        </m:dPr>
-                        <m:e>
-                          <m:f>
-                            <m:fPr>
-                              <m:type m:val="bar"/>
-                            </m:fPr>
-                            <m:num>
-                              <m:r>
-                                <m:t>π</m:t>
-                              </m:r>
-                            </m:num>
-                            <m:den>
-                              <m:r>
-                                <m:t>4</m:t>
-                              </m:r>
-                            </m:den>
-                          </m:f>
-                        </m:e>
-                      </m:d>
-                      <m:r>
-                        <m:rPr>
-                          <m:sty m:val="p"/>
-                        </m:rPr>
-                        <m:t>=</m:t>
-                      </m:r>
-                      <m:r>
-                        <m:t>6</m:t>
-                      </m:r>
-                      <m:r>
-                        <m:rPr>
-                          <m:sty m:val="p"/>
-                        </m:rPr>
-                        <m:t>⋅</m:t>
-                      </m:r>
-                      <m:f>
-                        <m:fPr>
-                          <m:type m:val="bar"/>
-                        </m:fPr>
-                        <m:num>
-                          <m:rad>
-                            <m:radPr>
-                              <m:degHide m:val="on"/>
-                            </m:radPr>
-                            <m:deg/>
-                            <m:e>
-                              <m:r>
-                                <m:t>2</m:t>
-                              </m:r>
-                            </m:e>
-                          </m:rad>
-                        </m:num>
-                        <m:den>
-                          <m:r>
-                            <m:t>2</m:t>
-                          </m:r>
-                        </m:den>
-                      </m:f>
-                      <m:r>
-                        <m:rPr>
-                          <m:sty m:val="p"/>
-                        </m:rPr>
-                        <m:t>=</m:t>
-                      </m:r>
-                      <m:r>
-                        <m:t>3</m:t>
-                      </m:r>
-                      <m:rad>
-                        <m:radPr>
-                          <m:degHide m:val="on"/>
-                        </m:radPr>
-                        <m:deg/>
-                        <m:e>
-                          <m:r>
-                            <m:t>2</m:t>
-                          </m:r>
-                        </m:e>
-                      </m:rad>
-                    </m:e>
-                  </m:mr>
-                </m:m>
+                <m:eqArr>
+                  <m:e>
+                    <m:r>
+                      <m:t>x</m:t>
+                    </m:r>
+                    <m:r>
+                      <m:t>&amp;</m:t>
+                    </m:r>
+                    <m:r>
+                      <m:rPr>
+                        <m:sty m:val="p"/>
+                      </m:rPr>
+                      <m:t>=</m:t>
+                    </m:r>
+                    <m:r>
+                      <m:t>6</m:t>
+                    </m:r>
+                    <m:r>
+                      <m:rPr>
+                        <m:sty m:val="p"/>
+                      </m:rPr>
+                      <m:t>sin</m:t>
+                    </m:r>
+                    <m:d>
+                      <m:dPr>
+                        <m:begChr m:val="("/>
+                        <m:sepChr m:val=""/>
+                        <m:endChr m:val=")"/>
+                        <m:grow/>
+                      </m:dPr>
+                      <m:e>
+                        <m:f>
+                          <m:fPr>
+                            <m:type m:val="bar"/>
+                          </m:fPr>
+                          <m:num>
+                            <m:r>
+                              <m:t>π</m:t>
+                            </m:r>
+                          </m:num>
+                          <m:den>
+                            <m:r>
+                              <m:t>4</m:t>
+                            </m:r>
+                          </m:den>
+                        </m:f>
+                      </m:e>
+                    </m:d>
+                    <m:r>
+                      <m:rPr>
+                        <m:sty m:val="p"/>
+                      </m:rPr>
+                      <m:t>cos</m:t>
+                    </m:r>
+                    <m:d>
+                      <m:dPr>
+                        <m:begChr m:val="("/>
+                        <m:sepChr m:val=""/>
+                        <m:endChr m:val=")"/>
+                        <m:grow/>
+                      </m:dPr>
+                      <m:e>
+                        <m:f>
+                          <m:fPr>
+                            <m:type m:val="bar"/>
+                          </m:fPr>
+                          <m:num>
+                            <m:r>
+                              <m:t>π</m:t>
+                            </m:r>
+                          </m:num>
+                          <m:den>
+                            <m:r>
+                              <m:t>6</m:t>
+                            </m:r>
+                          </m:den>
+                        </m:f>
+                      </m:e>
+                    </m:d>
+                    <m:r>
+                      <m:rPr>
+                        <m:sty m:val="p"/>
+                      </m:rPr>
+                      <m:t>=</m:t>
+                    </m:r>
+                    <m:r>
+                      <m:t>6</m:t>
+                    </m:r>
+                    <m:r>
+                      <m:rPr>
+                        <m:sty m:val="p"/>
+                      </m:rPr>
+                      <m:t>⋅</m:t>
+                    </m:r>
+                    <m:f>
+                      <m:fPr>
+                        <m:type m:val="bar"/>
+                      </m:fPr>
+                      <m:num>
+                        <m:rad>
+                          <m:radPr>
+                            <m:degHide m:val="on"/>
+                          </m:radPr>
+                          <m:deg/>
+                          <m:e>
+                            <m:r>
+                              <m:t>2</m:t>
+                            </m:r>
+                          </m:e>
+                        </m:rad>
+                      </m:num>
+                      <m:den>
+                        <m:r>
+                          <m:t>2</m:t>
+                        </m:r>
+                      </m:den>
+                    </m:f>
+                    <m:r>
+                      <m:rPr>
+                        <m:sty m:val="p"/>
+                      </m:rPr>
+                      <m:t>⋅</m:t>
+                    </m:r>
+                    <m:f>
+                      <m:fPr>
+                        <m:type m:val="bar"/>
+                      </m:fPr>
+                      <m:num>
+                        <m:rad>
+                          <m:radPr>
+                            <m:degHide m:val="on"/>
+                          </m:radPr>
+                          <m:deg/>
+                          <m:e>
+                            <m:r>
+                              <m:t>3</m:t>
+                            </m:r>
+                          </m:e>
+                        </m:rad>
+                      </m:num>
+                      <m:den>
+                        <m:r>
+                          <m:t>2</m:t>
+                        </m:r>
+                      </m:den>
+                    </m:f>
+                    <m:r>
+                      <m:rPr>
+                        <m:sty m:val="p"/>
+                      </m:rPr>
+                      <m:t>=</m:t>
+                    </m:r>
+                    <m:f>
+                      <m:fPr>
+                        <m:type m:val="bar"/>
+                      </m:fPr>
+                      <m:num>
+                        <m:r>
+                          <m:t>3</m:t>
+                        </m:r>
+                        <m:rad>
+                          <m:radPr>
+                            <m:degHide m:val="on"/>
+                          </m:radPr>
+                          <m:deg/>
+                          <m:e>
+                            <m:r>
+                              <m:t>6</m:t>
+                            </m:r>
+                          </m:e>
+                        </m:rad>
+                      </m:num>
+                      <m:den>
+                        <m:r>
+                          <m:t>2</m:t>
+                        </m:r>
+                      </m:den>
+                    </m:f>
+                  </m:e>
+                  <m:e>
+                    <m:r>
+                      <m:t>y</m:t>
+                    </m:r>
+                    <m:r>
+                      <m:t>&amp;</m:t>
+                    </m:r>
+                    <m:r>
+                      <m:rPr>
+                        <m:sty m:val="p"/>
+                      </m:rPr>
+                      <m:t>=</m:t>
+                    </m:r>
+                    <m:r>
+                      <m:t>6</m:t>
+                    </m:r>
+                    <m:r>
+                      <m:rPr>
+                        <m:sty m:val="p"/>
+                      </m:rPr>
+                      <m:t>sin</m:t>
+                    </m:r>
+                    <m:d>
+                      <m:dPr>
+                        <m:begChr m:val="("/>
+                        <m:sepChr m:val=""/>
+                        <m:endChr m:val=")"/>
+                        <m:grow/>
+                      </m:dPr>
+                      <m:e>
+                        <m:f>
+                          <m:fPr>
+                            <m:type m:val="bar"/>
+                          </m:fPr>
+                          <m:num>
+                            <m:r>
+                              <m:t>π</m:t>
+                            </m:r>
+                          </m:num>
+                          <m:den>
+                            <m:r>
+                              <m:t>4</m:t>
+                            </m:r>
+                          </m:den>
+                        </m:f>
+                      </m:e>
+                    </m:d>
+                    <m:r>
+                      <m:rPr>
+                        <m:sty m:val="p"/>
+                      </m:rPr>
+                      <m:t>sin</m:t>
+                    </m:r>
+                    <m:d>
+                      <m:dPr>
+                        <m:begChr m:val="("/>
+                        <m:sepChr m:val=""/>
+                        <m:endChr m:val=")"/>
+                        <m:grow/>
+                      </m:dPr>
+                      <m:e>
+                        <m:f>
+                          <m:fPr>
+                            <m:type m:val="bar"/>
+                          </m:fPr>
+                          <m:num>
+                            <m:r>
+                              <m:t>π</m:t>
+                            </m:r>
+                          </m:num>
+                          <m:den>
+                            <m:r>
+                              <m:t>6</m:t>
+                            </m:r>
+                          </m:den>
+                        </m:f>
+                      </m:e>
+                    </m:d>
+                    <m:r>
+                      <m:rPr>
+                        <m:sty m:val="p"/>
+                      </m:rPr>
+                      <m:t>=</m:t>
+                    </m:r>
+                    <m:r>
+                      <m:t>6</m:t>
+                    </m:r>
+                    <m:r>
+                      <m:rPr>
+                        <m:sty m:val="p"/>
+                      </m:rPr>
+                      <m:t>⋅</m:t>
+                    </m:r>
+                    <m:f>
+                      <m:fPr>
+                        <m:type m:val="bar"/>
+                      </m:fPr>
+                      <m:num>
+                        <m:rad>
+                          <m:radPr>
+                            <m:degHide m:val="on"/>
+                          </m:radPr>
+                          <m:deg/>
+                          <m:e>
+                            <m:r>
+                              <m:t>2</m:t>
+                            </m:r>
+                          </m:e>
+                        </m:rad>
+                      </m:num>
+                      <m:den>
+                        <m:r>
+                          <m:t>2</m:t>
+                        </m:r>
+                      </m:den>
+                    </m:f>
+                    <m:r>
+                      <m:rPr>
+                        <m:sty m:val="p"/>
+                      </m:rPr>
+                      <m:t>⋅</m:t>
+                    </m:r>
+                    <m:f>
+                      <m:fPr>
+                        <m:type m:val="bar"/>
+                      </m:fPr>
+                      <m:num>
+                        <m:r>
+                          <m:t>1</m:t>
+                        </m:r>
+                      </m:num>
+                      <m:den>
+                        <m:r>
+                          <m:t>2</m:t>
+                        </m:r>
+                      </m:den>
+                    </m:f>
+                    <m:r>
+                      <m:rPr>
+                        <m:sty m:val="p"/>
+                      </m:rPr>
+                      <m:t>=</m:t>
+                    </m:r>
+                    <m:f>
+                      <m:fPr>
+                        <m:type m:val="bar"/>
+                      </m:fPr>
+                      <m:num>
+                        <m:r>
+                          <m:t>3</m:t>
+                        </m:r>
+                        <m:rad>
+                          <m:radPr>
+                            <m:degHide m:val="on"/>
+                          </m:radPr>
+                          <m:deg/>
+                          <m:e>
+                            <m:r>
+                              <m:t>2</m:t>
+                            </m:r>
+                          </m:e>
+                        </m:rad>
+                      </m:num>
+                      <m:den>
+                        <m:r>
+                          <m:t>2</m:t>
+                        </m:r>
+                      </m:den>
+                    </m:f>
+                  </m:e>
+                  <m:e>
+                    <m:r>
+                      <m:t>z</m:t>
+                    </m:r>
+                    <m:r>
+                      <m:t>&amp;</m:t>
+                    </m:r>
+                    <m:r>
+                      <m:rPr>
+                        <m:sty m:val="p"/>
+                      </m:rPr>
+                      <m:t>=</m:t>
+                    </m:r>
+                    <m:r>
+                      <m:t>6</m:t>
+                    </m:r>
+                    <m:r>
+                      <m:rPr>
+                        <m:sty m:val="p"/>
+                      </m:rPr>
+                      <m:t>cos</m:t>
+                    </m:r>
+                    <m:d>
+                      <m:dPr>
+                        <m:begChr m:val="("/>
+                        <m:sepChr m:val=""/>
+                        <m:endChr m:val=")"/>
+                        <m:grow/>
+                      </m:dPr>
+                      <m:e>
+                        <m:f>
+                          <m:fPr>
+                            <m:type m:val="bar"/>
+                          </m:fPr>
+                          <m:num>
+                            <m:r>
+                              <m:t>π</m:t>
+                            </m:r>
+                          </m:num>
+                          <m:den>
+                            <m:r>
+                              <m:t>4</m:t>
+                            </m:r>
+                          </m:den>
+                        </m:f>
+                      </m:e>
+                    </m:d>
+                    <m:r>
+                      <m:rPr>
+                        <m:sty m:val="p"/>
+                      </m:rPr>
+                      <m:t>=</m:t>
+                    </m:r>
+                    <m:r>
+                      <m:t>6</m:t>
+                    </m:r>
+                    <m:r>
+                      <m:rPr>
+                        <m:sty m:val="p"/>
+                      </m:rPr>
+                      <m:t>⋅</m:t>
+                    </m:r>
+                    <m:f>
+                      <m:fPr>
+                        <m:type m:val="bar"/>
+                      </m:fPr>
+                      <m:num>
+                        <m:rad>
+                          <m:radPr>
+                            <m:degHide m:val="on"/>
+                          </m:radPr>
+                          <m:deg/>
+                          <m:e>
+                            <m:r>
+                              <m:t>2</m:t>
+                            </m:r>
+                          </m:e>
+                        </m:rad>
+                      </m:num>
+                      <m:den>
+                        <m:r>
+                          <m:t>2</m:t>
+                        </m:r>
+                      </m:den>
+                    </m:f>
+                    <m:r>
+                      <m:rPr>
+                        <m:sty m:val="p"/>
+                      </m:rPr>
+                      <m:t>=</m:t>
+                    </m:r>
+                    <m:r>
+                      <m:t>3</m:t>
+                    </m:r>
+                    <m:rad>
+                      <m:radPr>
+                        <m:degHide m:val="on"/>
+                      </m:radPr>
+                      <m:deg/>
+                      <m:e>
+                        <m:r>
+                          <m:t>2</m:t>
+                        </m:r>
+                      </m:e>
+                    </m:rad>
+                  </m:e>
+                </m:eqArr>
               </m:oMath>
             </m:oMathPara>
           </w:p>
@@ -4084,157 +4022,140 @@
                 <m:jc m:val="center"/>
               </m:oMathParaPr>
               <m:oMath>
-                <m:m>
-                  <m:mPr>
-                    <m:baseJc m:val="center"/>
-                    <m:plcHide m:val="on"/>
-                    <m:mcs>
-                      <m:mc>
-                        <m:mcPr>
-                          <m:mcJc m:val="right"/>
-                          <m:count m:val="1"/>
-                        </m:mcPr>
-                      </m:mc>
-                      <m:mc>
-                        <m:mcPr>
-                          <m:mcJc m:val="left"/>
-                          <m:count m:val="1"/>
-                        </m:mcPr>
-                      </m:mc>
-                    </m:mcs>
-                  </m:mPr>
-                  <m:mr>
-                    <m:e>
-                      <m:d>
-                        <m:dPr>
-                          <m:begChr m:val="("/>
-                          <m:sepChr m:val=""/>
-                          <m:endChr m:val=")"/>
-                          <m:grow/>
-                        </m:dPr>
-                        <m:e>
-                          <m:r>
-                            <m:t>x</m:t>
-                          </m:r>
-                          <m:r>
-                            <m:rPr>
-                              <m:sty m:val="p"/>
-                            </m:rPr>
-                            <m:t>,</m:t>
-                          </m:r>
-                          <m:r>
-                            <m:t>y</m:t>
-                          </m:r>
-                          <m:r>
-                            <m:rPr>
-                              <m:sty m:val="p"/>
-                            </m:rPr>
-                            <m:t>,</m:t>
-                          </m:r>
-                          <m:r>
-                            <m:t>z</m:t>
-                          </m:r>
-                        </m:e>
-                      </m:d>
-                    </m:e>
-                    <m:e>
-                      <m:r>
-                        <m:rPr>
-                          <m:sty m:val="p"/>
-                        </m:rPr>
-                        <m:t>=</m:t>
-                      </m:r>
-                      <m:d>
-                        <m:dPr>
-                          <m:begChr m:val="("/>
-                          <m:sepChr m:val=""/>
-                          <m:endChr m:val=")"/>
-                          <m:grow/>
-                        </m:dPr>
-                        <m:e>
-                          <m:f>
-                            <m:fPr>
-                              <m:type m:val="bar"/>
-                            </m:fPr>
-                            <m:num>
-                              <m:r>
-                                <m:t>3</m:t>
-                              </m:r>
-                              <m:rad>
-                                <m:radPr>
-                                  <m:degHide m:val="on"/>
-                                </m:radPr>
-                                <m:deg/>
-                                <m:e>
-                                  <m:r>
-                                    <m:t>6</m:t>
-                                  </m:r>
-                                </m:e>
-                              </m:rad>
-                            </m:num>
-                            <m:den>
-                              <m:r>
-                                <m:t>2</m:t>
-                              </m:r>
-                            </m:den>
-                          </m:f>
-                          <m:r>
-                            <m:rPr>
-                              <m:sty m:val="p"/>
-                            </m:rPr>
-                            <m:t>,</m:t>
-                          </m:r>
-                          <m:f>
-                            <m:fPr>
-                              <m:type m:val="bar"/>
-                            </m:fPr>
-                            <m:num>
-                              <m:r>
-                                <m:t>3</m:t>
-                              </m:r>
-                              <m:rad>
-                                <m:radPr>
-                                  <m:degHide m:val="on"/>
-                                </m:radPr>
-                                <m:deg/>
-                                <m:e>
-                                  <m:r>
-                                    <m:t>2</m:t>
-                                  </m:r>
-                                </m:e>
-                              </m:rad>
-                            </m:num>
-                            <m:den>
-                              <m:r>
-                                <m:t>2</m:t>
-                              </m:r>
-                            </m:den>
-                          </m:f>
-                          <m:r>
-                            <m:rPr>
-                              <m:sty m:val="p"/>
-                            </m:rPr>
-                            <m:t>,</m:t>
-                          </m:r>
-                          <m:r>
-                            <m:t>3</m:t>
-                          </m:r>
-                          <m:rad>
-                            <m:radPr>
-                              <m:degHide m:val="on"/>
-                            </m:radPr>
-                            <m:deg/>
-                            <m:e>
-                              <m:r>
-                                <m:t>2</m:t>
-                              </m:r>
-                            </m:e>
-                          </m:rad>
-                        </m:e>
-                      </m:d>
-                    </m:e>
-                  </m:mr>
-                </m:m>
+                <m:eqArr>
+                  <m:e>
+                    <m:r>
+                      <m:rPr>
+                        <m:sty m:val="p"/>
+                      </m:rPr>
+                      <m:t>(</m:t>
+                    </m:r>
+                    <m:r>
+                      <m:t>x</m:t>
+                    </m:r>
+                    <m:r>
+                      <m:rPr>
+                        <m:sty m:val="p"/>
+                      </m:rPr>
+                      <m:t>,</m:t>
+                    </m:r>
+                    <m:r>
+                      <m:t>y</m:t>
+                    </m:r>
+                    <m:r>
+                      <m:rPr>
+                        <m:sty m:val="p"/>
+                      </m:rPr>
+                      <m:t>,</m:t>
+                    </m:r>
+                    <m:r>
+                      <m:t>z</m:t>
+                    </m:r>
+                    <m:r>
+                      <m:rPr>
+                        <m:sty m:val="p"/>
+                      </m:rPr>
+                      <m:t>)</m:t>
+                    </m:r>
+                    <m:r>
+                      <m:t>&amp;</m:t>
+                    </m:r>
+                    <m:r>
+                      <m:rPr>
+                        <m:sty m:val="p"/>
+                      </m:rPr>
+                      <m:t>=</m:t>
+                    </m:r>
+                    <m:d>
+                      <m:dPr>
+                        <m:begChr m:val="("/>
+                        <m:sepChr m:val=""/>
+                        <m:endChr m:val=")"/>
+                        <m:grow/>
+                      </m:dPr>
+                      <m:e>
+                        <m:f>
+                          <m:fPr>
+                            <m:type m:val="bar"/>
+                          </m:fPr>
+                          <m:num>
+                            <m:r>
+                              <m:t>3</m:t>
+                            </m:r>
+                            <m:rad>
+                              <m:radPr>
+                                <m:degHide m:val="on"/>
+                              </m:radPr>
+                              <m:deg/>
+                              <m:e>
+                                <m:r>
+                                  <m:t>6</m:t>
+                                </m:r>
+                              </m:e>
+                            </m:rad>
+                          </m:num>
+                          <m:den>
+                            <m:r>
+                              <m:t>2</m:t>
+                            </m:r>
+                          </m:den>
+                        </m:f>
+                        <m:r>
+                          <m:rPr>
+                            <m:sty m:val="p"/>
+                          </m:rPr>
+                          <m:t>,</m:t>
+                        </m:r>
+                        <m:f>
+                          <m:fPr>
+                            <m:type m:val="bar"/>
+                          </m:fPr>
+                          <m:num>
+                            <m:r>
+                              <m:t>3</m:t>
+                            </m:r>
+                            <m:rad>
+                              <m:radPr>
+                                <m:degHide m:val="on"/>
+                              </m:radPr>
+                              <m:deg/>
+                              <m:e>
+                                <m:r>
+                                  <m:t>2</m:t>
+                                </m:r>
+                              </m:e>
+                            </m:rad>
+                          </m:num>
+                          <m:den>
+                            <m:r>
+                              <m:t>2</m:t>
+                            </m:r>
+                          </m:den>
+                        </m:f>
+                        <m:r>
+                          <m:rPr>
+                            <m:sty m:val="p"/>
+                          </m:rPr>
+                          <m:t>,</m:t>
+                        </m:r>
+                        <m:r>
+                          <m:t>3</m:t>
+                        </m:r>
+                        <m:rad>
+                          <m:radPr>
+                            <m:degHide m:val="on"/>
+                          </m:radPr>
+                          <m:deg/>
+                          <m:e>
+                            <m:r>
+                              <m:t>2</m:t>
+                            </m:r>
+                          </m:e>
+                        </m:rad>
+                      </m:e>
+                    </m:d>
+                  </m:e>
+                </m:eqArr>
               </m:oMath>
             </m:oMathPara>
           </w:p>
@@ -4377,9 +4298,9 @@
         </w:tc>
       </w:tr>
     </w:tbl>
-    <w:bookmarkEnd w:id="39"/>
-    <w:bookmarkEnd w:id="40"/>
-    <w:bookmarkStart w:id="41" w:name="quick-check-problems"/>
+    <w:bookmarkEnd w:id="28"/>
+    <w:bookmarkEnd w:id="29"/>
+    <w:bookmarkStart w:id="30" w:name="quick-check-problems"/>
     <w:p>
       <w:pPr>
         <w:pStyle w:val="Heading1"/>
@@ -4531,37 +4452,39 @@
           <m:jc m:val="center"/>
         </m:oMathParaPr>
         <m:oMath>
-          <m:d>
-            <m:dPr>
-              <m:begChr m:val="("/>
-              <m:sepChr m:val=""/>
-              <m:endChr m:val=")"/>
-              <m:grow/>
-            </m:dPr>
-            <m:e>
-              <m:r>
-                <m:t>r</m:t>
-              </m:r>
-              <m:r>
-                <m:rPr>
-                  <m:sty m:val="p"/>
-                </m:rPr>
-                <m:t>,</m:t>
-              </m:r>
-              <m:r>
-                <m:t>θ</m:t>
-              </m:r>
-              <m:r>
-                <m:rPr>
-                  <m:sty m:val="p"/>
-                </m:rPr>
-                <m:t>,</m:t>
-              </m:r>
-              <m:r>
-                <m:t>z</m:t>
-              </m:r>
-            </m:e>
-          </m:d>
+          <m:r>
+            <m:rPr>
+              <m:sty m:val="p"/>
+            </m:rPr>
+            <m:t>(</m:t>
+          </m:r>
+          <m:r>
+            <m:t>r</m:t>
+          </m:r>
+          <m:r>
+            <m:rPr>
+              <m:sty m:val="p"/>
+            </m:rPr>
+            <m:t>,</m:t>
+          </m:r>
+          <m:r>
+            <m:t>θ</m:t>
+          </m:r>
+          <m:r>
+            <m:rPr>
+              <m:sty m:val="p"/>
+            </m:rPr>
+            <m:t>,</m:t>
+          </m:r>
+          <m:r>
+            <m:t>z</m:t>
+          </m:r>
+          <m:r>
+            <m:rPr>
+              <m:sty m:val="p"/>
+            </m:rPr>
+            <m:t>)</m:t>
+          </m:r>
           <m:r>
             <m:rPr>
               <m:sty m:val="p"/>
@@ -4659,37 +4582,39 @@
           <m:jc m:val="center"/>
         </m:oMathParaPr>
         <m:oMath>
-          <m:d>
-            <m:dPr>
-              <m:begChr m:val="("/>
-              <m:sepChr m:val=""/>
-              <m:endChr m:val=")"/>
-              <m:grow/>
-            </m:dPr>
-            <m:e>
-              <m:r>
-                <m:t>x</m:t>
-              </m:r>
-              <m:r>
-                <m:rPr>
-                  <m:sty m:val="p"/>
-                </m:rPr>
-                <m:t>,</m:t>
-              </m:r>
-              <m:r>
-                <m:t>y</m:t>
-              </m:r>
-              <m:r>
-                <m:rPr>
-                  <m:sty m:val="p"/>
-                </m:rPr>
-                <m:t>,</m:t>
-              </m:r>
-              <m:r>
-                <m:t>z</m:t>
-              </m:r>
-            </m:e>
-          </m:d>
+          <m:r>
+            <m:rPr>
+              <m:sty m:val="p"/>
+            </m:rPr>
+            <m:t>(</m:t>
+          </m:r>
+          <m:r>
+            <m:t>x</m:t>
+          </m:r>
+          <m:r>
+            <m:rPr>
+              <m:sty m:val="p"/>
+            </m:rPr>
+            <m:t>,</m:t>
+          </m:r>
+          <m:r>
+            <m:t>y</m:t>
+          </m:r>
+          <m:r>
+            <m:rPr>
+              <m:sty m:val="p"/>
+            </m:rPr>
+            <m:t>,</m:t>
+          </m:r>
+          <m:r>
+            <m:t>z</m:t>
+          </m:r>
+          <m:r>
+            <m:rPr>
+              <m:sty m:val="p"/>
+            </m:rPr>
+            <m:t>)</m:t>
+          </m:r>
           <m:r>
             <m:rPr>
               <m:sty m:val="p"/>
@@ -4814,37 +4739,39 @@
           <m:jc m:val="center"/>
         </m:oMathParaPr>
         <m:oMath>
-          <m:d>
-            <m:dPr>
-              <m:begChr m:val="("/>
-              <m:sepChr m:val=""/>
-              <m:endChr m:val=")"/>
-              <m:grow/>
-            </m:dPr>
-            <m:e>
-              <m:r>
-                <m:t>r</m:t>
-              </m:r>
-              <m:r>
-                <m:rPr>
-                  <m:sty m:val="p"/>
-                </m:rPr>
-                <m:t>,</m:t>
-              </m:r>
-              <m:r>
-                <m:t>θ</m:t>
-              </m:r>
-              <m:r>
-                <m:rPr>
-                  <m:sty m:val="p"/>
-                </m:rPr>
-                <m:t>,</m:t>
-              </m:r>
-              <m:r>
-                <m:t>ϕ</m:t>
-              </m:r>
-            </m:e>
-          </m:d>
+          <m:r>
+            <m:rPr>
+              <m:sty m:val="p"/>
+            </m:rPr>
+            <m:t>(</m:t>
+          </m:r>
+          <m:r>
+            <m:t>r</m:t>
+          </m:r>
+          <m:r>
+            <m:rPr>
+              <m:sty m:val="p"/>
+            </m:rPr>
+            <m:t>,</m:t>
+          </m:r>
+          <m:r>
+            <m:t>θ</m:t>
+          </m:r>
+          <m:r>
+            <m:rPr>
+              <m:sty m:val="p"/>
+            </m:rPr>
+            <m:t>,</m:t>
+          </m:r>
+          <m:r>
+            <m:t>ϕ</m:t>
+          </m:r>
+          <m:r>
+            <m:rPr>
+              <m:sty m:val="p"/>
+            </m:rPr>
+            <m:t>)</m:t>
+          </m:r>
           <m:r>
             <m:rPr>
               <m:sty m:val="p"/>
@@ -4954,80 +4881,84 @@
           <m:jc m:val="center"/>
         </m:oMathParaPr>
         <m:oMath>
-          <m:d>
-            <m:dPr>
-              <m:begChr m:val="("/>
-              <m:sepChr m:val=""/>
-              <m:endChr m:val=")"/>
-              <m:grow/>
-            </m:dPr>
-            <m:e>
-              <m:r>
-                <m:t>x</m:t>
-              </m:r>
-              <m:r>
-                <m:rPr>
-                  <m:sty m:val="p"/>
-                </m:rPr>
-                <m:t>,</m:t>
-              </m:r>
-              <m:r>
-                <m:t>y</m:t>
-              </m:r>
-              <m:r>
-                <m:rPr>
-                  <m:sty m:val="p"/>
-                </m:rPr>
-                <m:t>,</m:t>
-              </m:r>
-              <m:r>
-                <m:t>z</m:t>
-              </m:r>
-            </m:e>
-          </m:d>
+          <m:r>
+            <m:rPr>
+              <m:sty m:val="p"/>
+            </m:rPr>
+            <m:t>(</m:t>
+          </m:r>
+          <m:r>
+            <m:t>x</m:t>
+          </m:r>
+          <m:r>
+            <m:rPr>
+              <m:sty m:val="p"/>
+            </m:rPr>
+            <m:t>,</m:t>
+          </m:r>
+          <m:r>
+            <m:t>y</m:t>
+          </m:r>
+          <m:r>
+            <m:rPr>
+              <m:sty m:val="p"/>
+            </m:rPr>
+            <m:t>,</m:t>
+          </m:r>
+          <m:r>
+            <m:t>z</m:t>
+          </m:r>
+          <m:r>
+            <m:rPr>
+              <m:sty m:val="p"/>
+            </m:rPr>
+            <m:t>)</m:t>
+          </m:r>
           <m:r>
             <m:rPr>
               <m:sty m:val="p"/>
             </m:rPr>
             <m:t>=</m:t>
           </m:r>
-          <m:d>
-            <m:dPr>
-              <m:begChr m:val="("/>
-              <m:sepChr m:val=""/>
-              <m:endChr m:val=")"/>
-              <m:grow/>
-            </m:dPr>
-            <m:e>
-              <m:r>
-                <m:t>0</m:t>
-              </m:r>
-              <m:r>
-                <m:rPr>
-                  <m:sty m:val="p"/>
-                </m:rPr>
-                <m:t>,</m:t>
-              </m:r>
-              <m:r>
-                <m:t> </m:t>
-              </m:r>
-              <m:r>
-                <m:t>0</m:t>
-              </m:r>
-              <m:r>
-                <m:rPr>
-                  <m:sty m:val="p"/>
-                </m:rPr>
-                <m:t>,</m:t>
-              </m:r>
-              <m:r>
-                <m:t> </m:t>
-              </m:r>
-              <m:r>
-                <m:t>4</m:t>
-              </m:r>
-            </m:e>
-          </m:d>
+          <m:r>
+            <m:rPr>
+              <m:sty m:val="p"/>
+            </m:rPr>
+            <m:t>(</m:t>
+          </m:r>
+          <m:r>
+            <m:t>0</m:t>
+          </m:r>
+          <m:r>
+            <m:rPr>
+              <m:sty m:val="p"/>
+            </m:rPr>
+            <m:t>,</m:t>
+          </m:r>
+          <m:r>
+            <m:t> </m:t>
+          </m:r>
+          <m:r>
+            <m:t>0</m:t>
+          </m:r>
+          <m:r>
+            <m:rPr>
+              <m:sty m:val="p"/>
+            </m:rPr>
+            <m:t>,</m:t>
+          </m:r>
+          <m:r>
+            <m:t> </m:t>
+          </m:r>
+          <m:r>
+            <m:t>4</m:t>
+          </m:r>
+          <m:r>
+            <m:rPr>
+              <m:sty m:val="p"/>
+            </m:rPr>
+            <m:t>)</m:t>
+          </m:r>
           <m:r>
             <m:rPr>
               <m:sty m:val="p"/>
@@ -5076,37 +5007,39 @@
           <m:jc m:val="center"/>
         </m:oMathParaPr>
         <m:oMath>
-          <m:d>
-            <m:dPr>
-              <m:begChr m:val="("/>
-              <m:sepChr m:val=""/>
-              <m:endChr m:val=")"/>
-              <m:grow/>
-            </m:dPr>
-            <m:e>
-              <m:r>
-                <m:t>r</m:t>
-              </m:r>
-              <m:r>
-                <m:rPr>
-                  <m:sty m:val="p"/>
-                </m:rPr>
-                <m:t>,</m:t>
-              </m:r>
-              <m:r>
-                <m:t>θ</m:t>
-              </m:r>
-              <m:r>
-                <m:rPr>
-                  <m:sty m:val="p"/>
-                </m:rPr>
-                <m:t>,</m:t>
-              </m:r>
-              <m:r>
-                <m:t>z</m:t>
-              </m:r>
-            </m:e>
-          </m:d>
+          <m:r>
+            <m:rPr>
+              <m:sty m:val="p"/>
+            </m:rPr>
+            <m:t>(</m:t>
+          </m:r>
+          <m:r>
+            <m:t>r</m:t>
+          </m:r>
+          <m:r>
+            <m:rPr>
+              <m:sty m:val="p"/>
+            </m:rPr>
+            <m:t>,</m:t>
+          </m:r>
+          <m:r>
+            <m:t>θ</m:t>
+          </m:r>
+          <m:r>
+            <m:rPr>
+              <m:sty m:val="p"/>
+            </m:rPr>
+            <m:t>,</m:t>
+          </m:r>
+          <m:r>
+            <m:t>z</m:t>
+          </m:r>
+          <m:r>
+            <m:rPr>
+              <m:sty m:val="p"/>
+            </m:rPr>
+            <m:t>)</m:t>
+          </m:r>
           <m:r>
             <m:rPr>
               <m:sty m:val="p"/>
@@ -5209,7 +5142,7 @@
         <w:t xml:space="preserve">-plane (quadrant or axis) and give the corresponding Cartesian coordinates.</w:t>
       </w:r>
     </w:p>
-    <w:bookmarkEnd w:id="41"/>
+    <w:bookmarkEnd w:id="30"/>
     <w:sectPr>
       <w:pgSz w:h="15840" w:w="12240"/>
       <w:pgMar w:bottom="1440" w:footer="720" w:gutter="0" w:header="720" w:left="1440" w:right="1440" w:top="1440"/>
